--- a/data/outputs/v2/Maths/SS3.2_Rotation/Mathematics_Rotation_FinalExplanation_TeacherKey.docx
+++ b/data/outputs/v2/Maths/SS3.2_Rotation/Mathematics_Rotation_FinalExplanation_TeacherKey.docx
@@ -2244,7 +2244,7 @@
         </w:rPr>
         <w:t xml:space="preserve">© 2026 SeaVuria and ARES. This work is licensed under a </w:t>
       </w:r>
-      <w:hyperlink w:history="1" r:id="rIdoz93jhm6bkwqcqwqdkdsm">
+      <w:hyperlink w:history="1" r:id="rIdgtfcwtvwmrozkurgawns5">
         <w:r>
           <w:rPr>
             <w:rFonts w:ascii="Arial" w:cs="Arial" w:eastAsia="Arial" w:hAnsi="Arial"/>
@@ -2264,7 +2264,7 @@
         </w:rPr>
         <w:t xml:space="preserve"> (</w:t>
       </w:r>
-      <w:hyperlink w:history="1" r:id="rIddcyymlzmgp7ozeiysv4dc">
+      <w:hyperlink w:history="1" r:id="rIdwillxwpwnwasigrgk4gtp">
         <w:r>
           <w:rPr>
             <w:rFonts w:ascii="Arial" w:cs="Arial" w:eastAsia="Arial" w:hAnsi="Arial"/>
@@ -2284,7 +2284,7 @@
         </w:rPr>
         <w:t xml:space="preserve">). To view a copy of this license, visit </w:t>
       </w:r>
-      <w:hyperlink w:history="1" r:id="rIdcoehcsmkk-x5wnpogpqpj">
+      <w:hyperlink w:history="1" r:id="rIdiys0jenx0m-cxqusaucvg">
         <w:r>
           <w:rPr>
             <w:rFonts w:ascii="Arial" w:cs="Arial" w:eastAsia="Arial" w:hAnsi="Arial"/>

--- a/data/outputs/v2/Maths/SS3.2_Rotation/Mathematics_Rotation_FinalExplanation_TeacherKey.docx
+++ b/data/outputs/v2/Maths/SS3.2_Rotation/Mathematics_Rotation_FinalExplanation_TeacherKey.docx
@@ -2244,7 +2244,7 @@
         </w:rPr>
         <w:t xml:space="preserve">© 2026 SeaVuria and ARES. This work is licensed under a </w:t>
       </w:r>
-      <w:hyperlink w:history="1" r:id="rIdgtfcwtvwmrozkurgawns5">
+      <w:hyperlink w:history="1" r:id="rIdgipskq7n0dgnrgvnywehw">
         <w:r>
           <w:rPr>
             <w:rFonts w:ascii="Arial" w:cs="Arial" w:eastAsia="Arial" w:hAnsi="Arial"/>
@@ -2264,7 +2264,7 @@
         </w:rPr>
         <w:t xml:space="preserve"> (</w:t>
       </w:r>
-      <w:hyperlink w:history="1" r:id="rIdwillxwpwnwasigrgk4gtp">
+      <w:hyperlink w:history="1" r:id="rIdv0qzhvdd5dbkfaee1wvpa">
         <w:r>
           <w:rPr>
             <w:rFonts w:ascii="Arial" w:cs="Arial" w:eastAsia="Arial" w:hAnsi="Arial"/>
@@ -2284,7 +2284,7 @@
         </w:rPr>
         <w:t xml:space="preserve">). To view a copy of this license, visit </w:t>
       </w:r>
-      <w:hyperlink w:history="1" r:id="rIdiys0jenx0m-cxqusaucvg">
+      <w:hyperlink w:history="1" r:id="rIdrnuk7t2fqvqd5w7le9g7h">
         <w:r>
           <w:rPr>
             <w:rFonts w:ascii="Arial" w:cs="Arial" w:eastAsia="Arial" w:hAnsi="Arial"/>

--- a/data/outputs/v2/Maths/SS3.2_Rotation/Mathematics_Rotation_FinalExplanation_TeacherKey.docx
+++ b/data/outputs/v2/Maths/SS3.2_Rotation/Mathematics_Rotation_FinalExplanation_TeacherKey.docx
@@ -2244,7 +2244,7 @@
         </w:rPr>
         <w:t xml:space="preserve">© 2026 SeaVuria and ARES. This work is licensed under a </w:t>
       </w:r>
-      <w:hyperlink w:history="1" r:id="rIdgipskq7n0dgnrgvnywehw">
+      <w:hyperlink w:history="1" r:id="rIdzqagooluyzha51a5d6zev">
         <w:r>
           <w:rPr>
             <w:rFonts w:ascii="Arial" w:cs="Arial" w:eastAsia="Arial" w:hAnsi="Arial"/>
@@ -2264,7 +2264,7 @@
         </w:rPr>
         <w:t xml:space="preserve"> (</w:t>
       </w:r>
-      <w:hyperlink w:history="1" r:id="rIdv0qzhvdd5dbkfaee1wvpa">
+      <w:hyperlink w:history="1" r:id="rIdhpvcrrfbohxvepr62kzsv">
         <w:r>
           <w:rPr>
             <w:rFonts w:ascii="Arial" w:cs="Arial" w:eastAsia="Arial" w:hAnsi="Arial"/>
@@ -2284,7 +2284,7 @@
         </w:rPr>
         <w:t xml:space="preserve">). To view a copy of this license, visit </w:t>
       </w:r>
-      <w:hyperlink w:history="1" r:id="rIdrnuk7t2fqvqd5w7le9g7h">
+      <w:hyperlink w:history="1" r:id="rIdh9vx-9obsbamb2doiipxe">
         <w:r>
           <w:rPr>
             <w:rFonts w:ascii="Arial" w:cs="Arial" w:eastAsia="Arial" w:hAnsi="Arial"/>

--- a/data/outputs/v2/Maths/SS3.2_Rotation/Mathematics_Rotation_FinalExplanation_TeacherKey.docx
+++ b/data/outputs/v2/Maths/SS3.2_Rotation/Mathematics_Rotation_FinalExplanation_TeacherKey.docx
@@ -95,7 +95,7 @@
                 <w:sz w:val="22"/>
                 <w:szCs w:val="22"/>
               </w:rPr>
-              <w:t xml:space="preserve">FINAL EXPLANATION: MATHEMATICS GRADE 10 – 3.2 ROTATION: FINAL EXPLANATION</w:t>
+              <w:t xml:space="preserve">FINAL EXPLANATION: MATHEMATICS GRADE 10: SUB-STRAND 3.2 ROTATION</w:t>
             </w:r>
           </w:p>
         </w:tc>
@@ -224,7 +224,7 @@
                 <w:sz w:val="18"/>
                 <w:szCs w:val="18"/>
               </w:rPr>
-              <w:t xml:space="preserve">This is your Final Explanation for the unit. Think back to the Ngong Hills Wind Farm video and everything you found out in Lessons 1 to 10. Answer each section in the space under it. Write in full sentences, use the correct rotation words (centre of rotation, angle of rotation, direction, object, image, order of rotational symmetry, congruent) and show any working or constructions you use. Always connect your answers to the Ngong Hills turbine. Positive angles mean anti-clockwise and negative angles mean clockwise.</w:t>
+              <w:t xml:space="preserve">Driving question: What do you think makes it possible for a daily pattern of day and night experience on Earth? Use what you learned in all 10 lessons to write your Final Explanation. Answer each section in the space under its prompt. Use the data from our time-lapse video and our lessons (Mombasa, Nairobi, Kisumu and Lake Victoria). Show your working for any calculation. Use the words centre, angle and direction, and write angles in degrees (°). Remember that positive angles are anticlockwise and negative angles are clockwise. Use East Africa Time (EAT) for times. Write full sentences and give evidence for each claim.</w:t>
             </w:r>
           </w:p>
         </w:tc>
@@ -285,7 +285,7 @@
                 <w:sz w:val="22"/>
                 <w:szCs w:val="22"/>
               </w:rPr>
-              <w:t xml:space="preserve">Section 1: What is a rotation and what stays the same?</w:t>
+              <w:t xml:space="preserve">Section 1: Describing the Turning (Centre, Angle, Direction)</w:t>
             </w:r>
           </w:p>
         </w:tc>
@@ -319,7 +319,7 @@
                 <w:sz w:val="18"/>
                 <w:szCs w:val="18"/>
               </w:rPr>
-              <w:t xml:space="preserve">A friend watches the Ngong Hills turbine blades spinning and says, 'The blades move so much, so how can the turbine always look the same?'</w:t>
+              <w:t xml:space="preserve">In our time-lapse video, 24 hours were shown in 24 seconds, so 1 second = 1 hour. Dawn came over Mombasa at about 6:30 am, midday over Nairobi at about 12:30 pm, sunset over Lake Victoria at about 6:40 pm and darkness over Kisumu at about 7:30 pm, and the pattern repeated every 24 hours. Wanjiku in Kisumu said, 'Kenya feels still.'</w:t>
             </w:r>
           </w:p>
           <w:p>
@@ -338,7 +338,7 @@
                 <w:sz w:val="18"/>
                 <w:szCs w:val="18"/>
               </w:rPr>
-              <w:t xml:space="preserve">(a) Name the three things you need to state to describe a rotation completely, and say which part of the turbine is the centre of rotation.</w:t>
+              <w:t xml:space="preserve">(a) Describe Earth's turning using the three things needed to describe any rotation. Give the value or name for each one.</w:t>
             </w:r>
           </w:p>
           <w:p>
@@ -357,7 +357,7 @@
                 <w:sz w:val="18"/>
                 <w:szCs w:val="18"/>
               </w:rPr>
-              <w:t xml:space="preserve">(b) State TWO properties of rotation that stay the same when the blades turn, and say what changes.</w:t>
+              <w:t xml:space="preserve">(b) Calculate how many degrees Earth turns in one hour. Show your working.</w:t>
             </w:r>
           </w:p>
           <w:p>
@@ -376,7 +376,26 @@
                 <w:sz w:val="18"/>
                 <w:szCs w:val="18"/>
               </w:rPr>
-              <w:t xml:space="preserve">(c) Explain how a positive angle and a negative angle differ.</w:t>
+              <w:t xml:space="preserve">(c) From the video, the time from dawn over Mombasa (6:30 am) to midday over Nairobi (12:30 pm) is 6 hours. Calculate the angle Earth turns in this time and name the quarter, half or full turn it is.</w:t>
+            </w:r>
+          </w:p>
+          <w:p>
+            <w:pPr>
+              <w:spacing w:after="40" w:before="0"/>
+              <w:jc w:val="left"/>
+            </w:pPr>
+            <w:r>
+              <w:rPr>
+                <w:rFonts w:ascii="Arial" w:cs="Arial" w:eastAsia="Arial" w:hAnsi="Arial"/>
+                <w:b/>
+                <w:bCs/>
+                <w:i w:val="false"/>
+                <w:iCs w:val="false"/>
+                <w:color w:val="000000"/>
+                <w:sz w:val="18"/>
+                <w:szCs w:val="18"/>
+              </w:rPr>
+              <w:t xml:space="preserve">(d) Is Kenya really still? Explain using your answers.</w:t>
             </w:r>
           </w:p>
         </w:tc>
@@ -408,45 +427,64 @@
                 <w:sz w:val="18"/>
                 <w:szCs w:val="18"/>
               </w:rPr>
-              <w:t xml:space="preserve">(a) A rotation is described by a centre of rotation, an angle of rotation and a direction. On the turbine the centre of rotation is the hub, which is the fixed point and never moves.</w:t>
-            </w:r>
-          </w:p>
-          <w:p>
-            <w:pPr>
-              <w:spacing w:after="40" w:before="0"/>
-              <w:jc w:val="left"/>
-            </w:pPr>
-            <w:r>
-              <w:rPr>
-                <w:rFonts w:ascii="Arial" w:cs="Arial" w:eastAsia="Arial" w:hAnsi="Arial"/>
-                <w:b w:val="false"/>
-                <w:bCs w:val="false"/>
-                <w:i w:val="false"/>
-                <w:iCs w:val="false"/>
-                <w:color w:val="000000"/>
-                <w:sz w:val="18"/>
-                <w:szCs w:val="18"/>
-              </w:rPr>
-              <w:t xml:space="preserve">(b) First, the distance from the centre to any point on the object equals the distance from the centre to its image (OA = OA'), so each blade tip stays the same distance from the hub. Second, the object and its image are congruent: the shape and size do not change. Only the position of the blades changes.</w:t>
-            </w:r>
-          </w:p>
-          <w:p>
-            <w:pPr>
-              <w:spacing w:after="40" w:before="0"/>
-              <w:jc w:val="left"/>
-            </w:pPr>
-            <w:r>
-              <w:rPr>
-                <w:rFonts w:ascii="Arial" w:cs="Arial" w:eastAsia="Arial" w:hAnsi="Arial"/>
-                <w:b w:val="false"/>
-                <w:bCs w:val="false"/>
-                <w:i w:val="false"/>
-                <w:iCs w:val="false"/>
-                <w:color w:val="000000"/>
-                <w:sz w:val="18"/>
-                <w:szCs w:val="18"/>
-              </w:rPr>
-              <w:t xml:space="preserve">(c) A positive angle means an anti-clockwise rotation and a negative angle means a clockwise rotation. For example, +120° and -120° move the blade in opposite directions.</w:t>
+              <w:t xml:space="preserve">(a) A rotation is described by a centre, an angle and a direction. Centre: Earth's axis (the line through the North and South Poles). Angle: 15° for every hour (360° in 24 hours). Direction: anticlockwise when viewed from above the North Pole, which is a positive angle.</w:t>
+            </w:r>
+          </w:p>
+          <w:p>
+            <w:pPr>
+              <w:spacing w:after="40" w:before="0"/>
+              <w:jc w:val="left"/>
+            </w:pPr>
+            <w:r>
+              <w:rPr>
+                <w:rFonts w:ascii="Arial" w:cs="Arial" w:eastAsia="Arial" w:hAnsi="Arial"/>
+                <w:b w:val="false"/>
+                <w:bCs w:val="false"/>
+                <w:i w:val="false"/>
+                <w:iCs w:val="false"/>
+                <w:color w:val="000000"/>
+                <w:sz w:val="18"/>
+                <w:szCs w:val="18"/>
+              </w:rPr>
+              <w:t xml:space="preserve">(b) Earth turns one full turn of 360° in 24 hours. Rate = 360° ÷ 24 h = 15° per hour.</w:t>
+            </w:r>
+          </w:p>
+          <w:p>
+            <w:pPr>
+              <w:spacing w:after="40" w:before="0"/>
+              <w:jc w:val="left"/>
+            </w:pPr>
+            <w:r>
+              <w:rPr>
+                <w:rFonts w:ascii="Arial" w:cs="Arial" w:eastAsia="Arial" w:hAnsi="Arial"/>
+                <w:b w:val="false"/>
+                <w:bCs w:val="false"/>
+                <w:i w:val="false"/>
+                <w:iCs w:val="false"/>
+                <w:color w:val="000000"/>
+                <w:sz w:val="18"/>
+                <w:szCs w:val="18"/>
+              </w:rPr>
+              <w:t xml:space="preserve">(c) Time = 6 hours. Angle = 15° per hour × 6 h = 90°. This is a quarter turn, and since it is anticlockwise it is +90°.</w:t>
+            </w:r>
+          </w:p>
+          <w:p>
+            <w:pPr>
+              <w:spacing w:after="40" w:before="0"/>
+              <w:jc w:val="left"/>
+            </w:pPr>
+            <w:r>
+              <w:rPr>
+                <w:rFonts w:ascii="Arial" w:cs="Arial" w:eastAsia="Arial" w:hAnsi="Arial"/>
+                <w:b w:val="false"/>
+                <w:bCs w:val="false"/>
+                <w:i w:val="false"/>
+                <w:iCs w:val="false"/>
+                <w:color w:val="000000"/>
+                <w:sz w:val="18"/>
+                <w:szCs w:val="18"/>
+              </w:rPr>
+              <w:t xml:space="preserve">(d) No. Kenya feels still, but it is turning with Earth. Mombasa, Nairobi and Kisumu are carried anticlockwise about Earth's axis at 15° per hour, which is why the video shows a steady turning and the day-night pattern sweeping over Kenya.</w:t>
             </w:r>
           </w:p>
         </w:tc>
@@ -507,7 +545,7 @@
                 <w:sz w:val="22"/>
                 <w:szCs w:val="22"/>
               </w:rPr>
-              <w:t xml:space="preserve">Section 2: Predicting where a point lands</w:t>
+              <w:t xml:space="preserve">Section 2: What Rotation Keeps the Same</w:t>
             </w:r>
           </w:p>
         </w:tc>
@@ -541,7 +579,7 @@
                 <w:sz w:val="18"/>
                 <w:szCs w:val="18"/>
               </w:rPr>
-              <w:t xml:space="preserve">Treat the hub of the turbine as the origin O(0,0). A blade tip is at P(4,2).</w:t>
+              <w:t xml:space="preserve">In class we rotated triangle ABC with A(2,1), B(4,1) and C(4,3) through 90° anticlockwise about the centre O(0,0).</w:t>
             </w:r>
           </w:p>
           <w:p>
@@ -560,7 +598,7 @@
                 <w:sz w:val="18"/>
                 <w:szCs w:val="18"/>
               </w:rPr>
-              <w:t xml:space="preserve">(a) Find the coordinates of the image of P after a rotation of 90° anti-clockwise about O.</w:t>
+              <w:t xml:space="preserve">(a) Use the rule for a 90° anticlockwise turn about O to find the images A', B' and C'.</w:t>
             </w:r>
           </w:p>
           <w:p>
@@ -579,7 +617,7 @@
                 <w:sz w:val="18"/>
                 <w:szCs w:val="18"/>
               </w:rPr>
-              <w:t xml:space="preserve">(b) Find the image of P after a rotation of 180° about O.</w:t>
+              <w:t xml:space="preserve">(b) Find A'' when A(2,1) is rotated through -90° about O. What does the negative sign tell you about the direction?</w:t>
             </w:r>
           </w:p>
           <w:p>
@@ -598,7 +636,7 @@
                 <w:sz w:val="18"/>
                 <w:szCs w:val="18"/>
               </w:rPr>
-              <w:t xml:space="preserve">(c) Find the image of P after a rotation of 270° anti-clockwise about O.</w:t>
+              <w:t xml:space="preserve">(c) The sides of ABC are AB = 2, BC = 2 and AC = √8. State the lengths of A'B', B'C' and A'C' and say what this tells you about ABC and its image.</w:t>
             </w:r>
           </w:p>
           <w:p>
@@ -617,7 +655,7 @@
                 <w:sz w:val="18"/>
                 <w:szCs w:val="18"/>
               </w:rPr>
-              <w:t xml:space="preserve">(d) What happens to the blade tip after four successive 90° anti-clockwise rotations? Explain how this helps to answer the driving question.</w:t>
+              <w:t xml:space="preserve">(d) Cities such as Nairobi, Mombasa and Kisumu turn with Earth. Use your answer to (c) to explain why they are not stretched or squashed, and what does change.</w:t>
             </w:r>
           </w:p>
         </w:tc>
@@ -649,64 +687,83 @@
                 <w:sz w:val="18"/>
                 <w:szCs w:val="18"/>
               </w:rPr>
-              <w:t xml:space="preserve">(a) The rule for 90° anti-clockwise is (x, y) → (-y, x), so P(4,2) → P'(-2, 4).</w:t>
-            </w:r>
-          </w:p>
-          <w:p>
-            <w:pPr>
-              <w:spacing w:after="40" w:before="0"/>
-              <w:jc w:val="left"/>
-            </w:pPr>
-            <w:r>
-              <w:rPr>
-                <w:rFonts w:ascii="Arial" w:cs="Arial" w:eastAsia="Arial" w:hAnsi="Arial"/>
-                <w:b w:val="false"/>
-                <w:bCs w:val="false"/>
-                <w:i w:val="false"/>
-                <w:iCs w:val="false"/>
-                <w:color w:val="000000"/>
-                <w:sz w:val="18"/>
-                <w:szCs w:val="18"/>
-              </w:rPr>
-              <w:t xml:space="preserve">(b) The rule for 180° is (x, y) → (-x, -y), so P(4,2) → (-4, -2).</w:t>
-            </w:r>
-          </w:p>
-          <w:p>
-            <w:pPr>
-              <w:spacing w:after="40" w:before="0"/>
-              <w:jc w:val="left"/>
-            </w:pPr>
-            <w:r>
-              <w:rPr>
-                <w:rFonts w:ascii="Arial" w:cs="Arial" w:eastAsia="Arial" w:hAnsi="Arial"/>
-                <w:b w:val="false"/>
-                <w:bCs w:val="false"/>
-                <w:i w:val="false"/>
-                <w:iCs w:val="false"/>
-                <w:color w:val="000000"/>
-                <w:sz w:val="18"/>
-                <w:szCs w:val="18"/>
-              </w:rPr>
-              <w:t xml:space="preserve">(c) A 270° anti-clockwise rotation is the same as 90° clockwise, with rule (x, y) → (y, -x), so P(4,2) → (2, -4).</w:t>
-            </w:r>
-          </w:p>
-          <w:p>
-            <w:pPr>
-              <w:spacing w:after="40" w:before="0"/>
-              <w:jc w:val="left"/>
-            </w:pPr>
-            <w:r>
-              <w:rPr>
-                <w:rFonts w:ascii="Arial" w:cs="Arial" w:eastAsia="Arial" w:hAnsi="Arial"/>
-                <w:b w:val="false"/>
-                <w:bCs w:val="false"/>
-                <w:i w:val="false"/>
-                <w:iCs w:val="false"/>
-                <w:color w:val="000000"/>
-                <w:sz w:val="18"/>
-                <w:szCs w:val="18"/>
-              </w:rPr>
-              <w:t xml:space="preserve">(d) After four 90° rotations the total turn is 360°, and the tip returns exactly to (4, 2). The path goes (4,2) → (-2,4) → (-4,-2) → (2,-4) → (4,2). This shows that we can calculate exactly where any point on a blade will land using the rotation rules, and that a full turn brings every point back to its starting position, so the blade looks the same.</w:t>
+              <w:t xml:space="preserve">(a) The rule for 90° anticlockwise about O is (x,y) → (-y,x). So A(2,1) → A'(-1,2); B(4,1) → B'(-1,4); C(4,3) → C'(-3,4).</w:t>
+            </w:r>
+          </w:p>
+          <w:p>
+            <w:pPr>
+              <w:spacing w:after="40" w:before="0"/>
+              <w:jc w:val="left"/>
+            </w:pPr>
+            <w:r>
+              <w:rPr>
+                <w:rFonts w:ascii="Arial" w:cs="Arial" w:eastAsia="Arial" w:hAnsi="Arial"/>
+                <w:b w:val="false"/>
+                <w:bCs w:val="false"/>
+                <w:i w:val="false"/>
+                <w:iCs w:val="false"/>
+                <w:color w:val="000000"/>
+                <w:sz w:val="18"/>
+                <w:szCs w:val="18"/>
+              </w:rPr>
+              <w:t xml:space="preserve">(b) The rule for -90° is (x,y) → (y,-x), so A(2,1) → A''(1,-2). The negative sign means the turn is clockwise (90° clockwise).</w:t>
+            </w:r>
+          </w:p>
+          <w:p>
+            <w:pPr>
+              <w:spacing w:after="40" w:before="0"/>
+              <w:jc w:val="left"/>
+            </w:pPr>
+            <w:r>
+              <w:rPr>
+                <w:rFonts w:ascii="Arial" w:cs="Arial" w:eastAsia="Arial" w:hAnsi="Arial"/>
+                <w:b w:val="false"/>
+                <w:bCs w:val="false"/>
+                <w:i w:val="false"/>
+                <w:iCs w:val="false"/>
+                <w:color w:val="000000"/>
+                <w:sz w:val="18"/>
+                <w:szCs w:val="18"/>
+              </w:rPr>
+              <w:t xml:space="preserve">(c) A'B' = 2, B'C' = 2 and A'C' = √8. The sides and angles are equal to those of ABC, so the image is directly congruent to the object. Rotation keeps lengths, angles, size and shape the same (it is a direct isometry).</w:t>
+            </w:r>
+          </w:p>
+          <w:p>
+            <w:pPr>
+              <w:spacing w:after="40" w:before="0"/>
+              <w:jc w:val="left"/>
+            </w:pPr>
+            <w:r>
+              <w:rPr>
+                <w:rFonts w:ascii="Arial" w:cs="Arial" w:eastAsia="Arial" w:hAnsi="Arial"/>
+                <w:b w:val="false"/>
+                <w:bCs w:val="false"/>
+                <w:i w:val="false"/>
+                <w:iCs w:val="false"/>
+                <w:color w:val="000000"/>
+                <w:sz w:val="18"/>
+                <w:szCs w:val="18"/>
+              </w:rPr>
+              <w:t xml:space="preserve">(d) Because rotation preserves lengths, size and shape, Nairobi, Mombasa and Kisumu keep their size, shape and distances from Earth's axis and from each other as they turn together anticlockwise. Only their position and the direction they face change, which is why the pattern repeats regularly.</w:t>
+            </w:r>
+          </w:p>
+          <w:p>
+            <w:pPr>
+              <w:spacing w:after="40" w:before="0"/>
+              <w:jc w:val="left"/>
+            </w:pPr>
+            <w:r>
+              <w:rPr>
+                <w:rFonts w:ascii="Arial" w:cs="Arial" w:eastAsia="Arial" w:hAnsi="Arial"/>
+                <w:b w:val="false"/>
+                <w:bCs w:val="false"/>
+                <w:i w:val="false"/>
+                <w:iCs w:val="false"/>
+                <w:color w:val="000000"/>
+                <w:sz w:val="18"/>
+                <w:szCs w:val="18"/>
+              </w:rPr>
+              <w:t xml:space="preserve"/>
             </w:r>
           </w:p>
         </w:tc>
@@ -767,7 +824,7 @@
                 <w:sz w:val="22"/>
                 <w:szCs w:val="22"/>
               </w:rPr>
-              <w:t xml:space="preserve">Section 3: Why three blades look identical</w:t>
+              <w:t xml:space="preserve">Section 3: Finding the Centre and Using Symmetry to Explain Regular Turning</w:t>
             </w:r>
           </w:p>
         </w:tc>
@@ -801,7 +858,7 @@
                 <w:sz w:val="18"/>
                 <w:szCs w:val="18"/>
               </w:rPr>
-              <w:t xml:space="preserve">(a) The three blades are equally spaced around the hub. What is the angle between neighbouring blades?</w:t>
+              <w:t xml:space="preserve">(a) A point P(2,0) is mapped to P'(0,2) and Q(4,0) is mapped to Q'(0,4) by a rotation. Construct the perpendicular bisectors of PP' and QQ' and compare them. Can you find the centre from these two? Then a third pair, R(3,2) → R'(-2,3), is given. Construct its perpendicular bisector too. Explain what you found about the bisectors, and state the centre and the angle of rotation including its sign.</w:t>
             </w:r>
           </w:p>
           <w:p>
@@ -820,7 +877,7 @@
                 <w:sz w:val="18"/>
                 <w:szCs w:val="18"/>
               </w:rPr>
-              <w:t xml:space="preserve">(b) What is the order of rotational symmetry of the three-bladed turbine? List the angles within one full turn at which the assembly maps onto itself.</w:t>
+              <w:t xml:space="preserve">(b) Find the order of rotational symmetry and the smallest angle of fit for each: Mama Achieng's kiondo pattern (6-fold), Mzee Kamau's bicycle wheel with 8 equally spaced spokes, and a Lake Turkana Wind Power turbine with 3 blades.</w:t>
             </w:r>
           </w:p>
           <w:p>
@@ -839,26 +896,7 @@
                 <w:sz w:val="18"/>
                 <w:szCs w:val="18"/>
               </w:rPr>
-              <w:t xml:space="preserve">(c) Write the formula connecting the minimum angle of rotation and the order, and use it for the turbine.</w:t>
-            </w:r>
-          </w:p>
-          <w:p>
-            <w:pPr>
-              <w:spacing w:after="40" w:before="0"/>
-              <w:jc w:val="left"/>
-            </w:pPr>
-            <w:r>
-              <w:rPr>
-                <w:rFonts w:ascii="Arial" w:cs="Arial" w:eastAsia="Arial" w:hAnsi="Arial"/>
-                <w:b/>
-                <w:bCs/>
-                <w:i w:val="false"/>
-                <w:iCs w:val="false"/>
-                <w:color w:val="000000"/>
-                <w:sz w:val="18"/>
-                <w:szCs w:val="18"/>
-              </w:rPr>
-              <w:t xml:space="preserve">(d) Explain why the turbine looks identical after each of these turns.</w:t>
+              <w:t xml:space="preserve">(c) Use the idea of dividing a full turn into equal steps to show how it connects to Earth's turning.</w:t>
             </w:r>
           </w:p>
         </w:tc>
@@ -890,64 +928,45 @@
                 <w:sz w:val="18"/>
                 <w:szCs w:val="18"/>
               </w:rPr>
-              <w:t xml:space="preserve">(a) The angle between neighbouring blades is 360° ÷ 3 = 120°.</w:t>
-            </w:r>
-          </w:p>
-          <w:p>
-            <w:pPr>
-              <w:spacing w:after="40" w:before="0"/>
-              <w:jc w:val="left"/>
-            </w:pPr>
-            <w:r>
-              <w:rPr>
-                <w:rFonts w:ascii="Arial" w:cs="Arial" w:eastAsia="Arial" w:hAnsi="Arial"/>
-                <w:b w:val="false"/>
-                <w:bCs w:val="false"/>
-                <w:i w:val="false"/>
-                <w:iCs w:val="false"/>
-                <w:color w:val="000000"/>
-                <w:sz w:val="18"/>
-                <w:szCs w:val="18"/>
-              </w:rPr>
-              <w:t xml:space="preserve">(b) The order of rotational symmetry is 3, because the assembly maps onto itself 3 times in one full turn. The self-mappings are at 120°, 240° and 360°.</w:t>
-            </w:r>
-          </w:p>
-          <w:p>
-            <w:pPr>
-              <w:spacing w:after="40" w:before="0"/>
-              <w:jc w:val="left"/>
-            </w:pPr>
-            <w:r>
-              <w:rPr>
-                <w:rFonts w:ascii="Arial" w:cs="Arial" w:eastAsia="Arial" w:hAnsi="Arial"/>
-                <w:b w:val="false"/>
-                <w:bCs w:val="false"/>
-                <w:i w:val="false"/>
-                <w:iCs w:val="false"/>
-                <w:color w:val="000000"/>
-                <w:sz w:val="18"/>
-                <w:szCs w:val="18"/>
-              </w:rPr>
-              <w:t xml:space="preserve">(c) Minimum angle = 360° ÷ order. For the turbine this is 360° ÷ 3 = 120°.</w:t>
-            </w:r>
-          </w:p>
-          <w:p>
-            <w:pPr>
-              <w:spacing w:after="40" w:before="0"/>
-              <w:jc w:val="left"/>
-            </w:pPr>
-            <w:r>
-              <w:rPr>
-                <w:rFonts w:ascii="Arial" w:cs="Arial" w:eastAsia="Arial" w:hAnsi="Arial"/>
-                <w:b w:val="false"/>
-                <w:bCs w:val="false"/>
-                <w:i w:val="false"/>
-                <w:iCs w:val="false"/>
-                <w:color w:val="000000"/>
-                <w:sz w:val="18"/>
-                <w:szCs w:val="18"/>
-              </w:rPr>
-              <w:t xml:space="preserve">(d) After a turn of 120° anti-clockwise each blade moves exactly into the position that another blade occupied before. The blades are equally spaced around the fixed hub, so the whole assembly maps onto itself and looks unchanged. The same is true after 240° and 360°.</w:t>
+              <w:t xml:space="preserve">(a) The centre lies where the perpendicular bisectors of object-image pairs meet, and at least two different bisectors are needed. The bisectors of PP' and QQ' coincide: they are the same line (y = x). Two identical lines meet at every point along them, so they do not give one unique intersection and cannot pin down the centre. The bisector of RR' is a different line, and it meets the bisector of PP' at one point, O(0,0). So the centre is O(0,0). Turning P to P' about O is a 90° anticlockwise turn, so the angle is +90°.</w:t>
+            </w:r>
+          </w:p>
+          <w:p>
+            <w:pPr>
+              <w:spacing w:after="40" w:before="0"/>
+              <w:jc w:val="left"/>
+            </w:pPr>
+            <w:r>
+              <w:rPr>
+                <w:rFonts w:ascii="Arial" w:cs="Arial" w:eastAsia="Arial" w:hAnsi="Arial"/>
+                <w:b w:val="false"/>
+                <w:bCs w:val="false"/>
+                <w:i w:val="false"/>
+                <w:iCs w:val="false"/>
+                <w:color w:val="000000"/>
+                <w:sz w:val="18"/>
+                <w:szCs w:val="18"/>
+              </w:rPr>
+              <w:t xml:space="preserve">(b) Kiondo: order 6, smallest angle = 360° ÷ 6 = 60°. Bicycle wheel: order 8, smallest angle = 360° ÷ 8 = 45°. Lake Turkana turbine: order 3, smallest angle = 360° ÷ 3 = 120°.</w:t>
+            </w:r>
+          </w:p>
+          <w:p>
+            <w:pPr>
+              <w:spacing w:after="40" w:before="0"/>
+              <w:jc w:val="left"/>
+            </w:pPr>
+            <w:r>
+              <w:rPr>
+                <w:rFonts w:ascii="Arial" w:cs="Arial" w:eastAsia="Arial" w:hAnsi="Arial"/>
+                <w:b w:val="false"/>
+                <w:bCs w:val="false"/>
+                <w:i w:val="false"/>
+                <w:iCs w:val="false"/>
+                <w:color w:val="000000"/>
+                <w:sz w:val="18"/>
+                <w:szCs w:val="18"/>
+              </w:rPr>
+              <w:t xml:space="preserve">(c) The smallest angle of fit = 360° ÷ order, so a full turn is divided into equal steps. In the same way Earth's full turn of 360° in 24 hours is divided into equal steps of 360° ÷ 24 = 15° per hour. Earth's turning is regular and steady, like the equal steps of a wheel, so the cycle repeats evenly every 24 hours.</w:t>
             </w:r>
           </w:p>
         </w:tc>
@@ -1008,7 +1027,7 @@
                 <w:sz w:val="22"/>
                 <w:szCs w:val="22"/>
               </w:rPr>
-              <w:t xml:space="preserve">Section 4: Congruence and finding a hidden centre</w:t>
+              <w:t xml:space="preserve">Section 4: Why Mombasa Gets Sunrise Before Kisumu</w:t>
             </w:r>
           </w:p>
         </w:tc>
@@ -1042,7 +1061,7 @@
                 <w:sz w:val="18"/>
                 <w:szCs w:val="18"/>
               </w:rPr>
-              <w:t xml:space="preserve">(a) Blade 2 is the image of Blade 1 under a rotation about the hub. State the angle and direction of this rotation, and explain why this proves the three blades are congruent. Use the word isometry.</w:t>
+              <w:t xml:space="preserve">The longitudes are: Mombasa about 39.7° E, Nairobi about 36.8° E and Kisumu about 34.8° E. Earth turns 15° per hour.</w:t>
             </w:r>
           </w:p>
           <w:p>
@@ -1061,7 +1080,437 @@
                 <w:sz w:val="18"/>
                 <w:szCs w:val="18"/>
               </w:rPr>
-              <w:t xml:space="preserve">(b) You are shown only a blade in two positions (object and image) and the hub is hidden. Describe step by step how you would find the centre of rotation and then the angle of rotation.</w:t>
+              <w:t xml:space="preserve">(a) Complete this table of longitude differences and the time Earth takes to turn through each difference (give the time to the nearest minute).</w:t>
+            </w:r>
+          </w:p>
+          <w:tbl>
+            <w:tblPr>
+              <w:tblW w:type="dxa" w:w="2640"/>
+              <w:tblBorders>
+                <w:top w:val="single" w:color="AAAAAA" w:sz="4"/>
+                <w:left w:val="single" w:color="AAAAAA" w:sz="4"/>
+                <w:bottom w:val="single" w:color="AAAAAA" w:sz="4"/>
+                <w:right w:val="single" w:color="AAAAAA" w:sz="4"/>
+                <w:insideH w:val="single" w:color="auto" w:sz="4"/>
+                <w:insideV w:val="single" w:color="auto" w:sz="4"/>
+              </w:tblBorders>
+              <w:tblLayout w:type="fixed"/>
+            </w:tblPr>
+            <w:tblGrid>
+              <w:gridCol w:w="880"/>
+              <w:gridCol w:w="880"/>
+              <w:gridCol w:w="880"/>
+            </w:tblGrid>
+            <w:tr>
+              <w:tc>
+                <w:tcPr>
+                  <w:tcW w:type="dxa" w:w="880"/>
+                  <w:shd w:fill="D5E8F0" w:color="auto" w:val="clear"/>
+                  <w:tcMar>
+                    <w:top w:type="dxa" w:w="60"/>
+                    <w:left w:type="dxa" w:w="120"/>
+                    <w:bottom w:type="dxa" w:w="60"/>
+                    <w:right w:type="dxa" w:w="120"/>
+                  </w:tcMar>
+                  <w:vAlign w:val="top"/>
+                </w:tcPr>
+                <w:p>
+                  <w:pPr>
+                    <w:spacing w:after="40" w:before="0"/>
+                    <w:jc w:val="left"/>
+                  </w:pPr>
+                  <w:r>
+                    <w:rPr>
+                      <w:rFonts w:ascii="Arial" w:cs="Arial" w:eastAsia="Arial" w:hAnsi="Arial"/>
+                      <w:b/>
+                      <w:bCs/>
+                      <w:i w:val="false"/>
+                      <w:iCs w:val="false"/>
+                      <w:color w:val="000000"/>
+                      <w:sz w:val="18"/>
+                      <w:szCs w:val="18"/>
+                    </w:rPr>
+                    <w:t xml:space="preserve">Pair of places</w:t>
+                  </w:r>
+                </w:p>
+              </w:tc>
+              <w:tc>
+                <w:tcPr>
+                  <w:tcW w:type="dxa" w:w="880"/>
+                  <w:shd w:fill="D5E8F0" w:color="auto" w:val="clear"/>
+                  <w:tcMar>
+                    <w:top w:type="dxa" w:w="60"/>
+                    <w:left w:type="dxa" w:w="120"/>
+                    <w:bottom w:type="dxa" w:w="60"/>
+                    <w:right w:type="dxa" w:w="120"/>
+                  </w:tcMar>
+                  <w:vAlign w:val="top"/>
+                </w:tcPr>
+                <w:p>
+                  <w:pPr>
+                    <w:spacing w:after="40" w:before="0"/>
+                    <w:jc w:val="left"/>
+                  </w:pPr>
+                  <w:r>
+                    <w:rPr>
+                      <w:rFonts w:ascii="Arial" w:cs="Arial" w:eastAsia="Arial" w:hAnsi="Arial"/>
+                      <w:b/>
+                      <w:bCs/>
+                      <w:i w:val="false"/>
+                      <w:iCs w:val="false"/>
+                      <w:color w:val="000000"/>
+                      <w:sz w:val="18"/>
+                      <w:szCs w:val="18"/>
+                    </w:rPr>
+                    <w:t xml:space="preserve">Longitude difference</w:t>
+                  </w:r>
+                </w:p>
+              </w:tc>
+              <w:tc>
+                <w:tcPr>
+                  <w:tcW w:type="dxa" w:w="880"/>
+                  <w:shd w:fill="D5E8F0" w:color="auto" w:val="clear"/>
+                  <w:tcMar>
+                    <w:top w:type="dxa" w:w="60"/>
+                    <w:left w:type="dxa" w:w="120"/>
+                    <w:bottom w:type="dxa" w:w="60"/>
+                    <w:right w:type="dxa" w:w="120"/>
+                  </w:tcMar>
+                  <w:vAlign w:val="top"/>
+                </w:tcPr>
+                <w:p>
+                  <w:pPr>
+                    <w:spacing w:after="40" w:before="0"/>
+                    <w:jc w:val="left"/>
+                  </w:pPr>
+                  <w:r>
+                    <w:rPr>
+                      <w:rFonts w:ascii="Arial" w:cs="Arial" w:eastAsia="Arial" w:hAnsi="Arial"/>
+                      <w:b/>
+                      <w:bCs/>
+                      <w:i w:val="false"/>
+                      <w:iCs w:val="false"/>
+                      <w:color w:val="000000"/>
+                      <w:sz w:val="18"/>
+                      <w:szCs w:val="18"/>
+                    </w:rPr>
+                    <w:t xml:space="preserve">Time to turn</w:t>
+                  </w:r>
+                </w:p>
+              </w:tc>
+            </w:tr>
+            <w:tr>
+              <w:tc>
+                <w:tcPr>
+                  <w:tcW w:type="dxa" w:w="880"/>
+                  <w:shd w:fill="FFFFFF" w:color="auto" w:val="clear"/>
+                  <w:tcMar>
+                    <w:top w:type="dxa" w:w="60"/>
+                    <w:left w:type="dxa" w:w="120"/>
+                    <w:bottom w:type="dxa" w:w="60"/>
+                    <w:right w:type="dxa" w:w="120"/>
+                  </w:tcMar>
+                  <w:vAlign w:val="top"/>
+                </w:tcPr>
+                <w:p>
+                  <w:pPr>
+                    <w:spacing w:after="40" w:before="0"/>
+                    <w:jc w:val="left"/>
+                  </w:pPr>
+                  <w:r>
+                    <w:rPr>
+                      <w:rFonts w:ascii="Arial" w:cs="Arial" w:eastAsia="Arial" w:hAnsi="Arial"/>
+                      <w:b w:val="false"/>
+                      <w:bCs w:val="false"/>
+                      <w:i w:val="false"/>
+                      <w:iCs w:val="false"/>
+                      <w:color w:val="000000"/>
+                      <w:sz w:val="18"/>
+                      <w:szCs w:val="18"/>
+                    </w:rPr>
+                    <w:t xml:space="preserve">Mombasa and Nairobi</w:t>
+                  </w:r>
+                </w:p>
+              </w:tc>
+              <w:tc>
+                <w:tcPr>
+                  <w:tcW w:type="dxa" w:w="880"/>
+                  <w:shd w:fill="FFFFFF" w:color="auto" w:val="clear"/>
+                  <w:tcMar>
+                    <w:top w:type="dxa" w:w="60"/>
+                    <w:left w:type="dxa" w:w="120"/>
+                    <w:bottom w:type="dxa" w:w="60"/>
+                    <w:right w:type="dxa" w:w="120"/>
+                  </w:tcMar>
+                  <w:vAlign w:val="top"/>
+                </w:tcPr>
+                <w:p>
+                  <w:pPr>
+                    <w:spacing w:after="40" w:before="0"/>
+                    <w:jc w:val="left"/>
+                  </w:pPr>
+                  <w:r>
+                    <w:rPr>
+                      <w:rFonts w:ascii="Arial" w:cs="Arial" w:eastAsia="Arial" w:hAnsi="Arial"/>
+                      <w:b w:val="false"/>
+                      <w:bCs w:val="false"/>
+                      <w:i w:val="false"/>
+                      <w:iCs w:val="false"/>
+                      <w:color w:val="000000"/>
+                      <w:sz w:val="18"/>
+                      <w:szCs w:val="18"/>
+                    </w:rPr>
+                    <w:t xml:space="preserve">?</w:t>
+                  </w:r>
+                </w:p>
+              </w:tc>
+              <w:tc>
+                <w:tcPr>
+                  <w:tcW w:type="dxa" w:w="880"/>
+                  <w:shd w:fill="FFFFFF" w:color="auto" w:val="clear"/>
+                  <w:tcMar>
+                    <w:top w:type="dxa" w:w="60"/>
+                    <w:left w:type="dxa" w:w="120"/>
+                    <w:bottom w:type="dxa" w:w="60"/>
+                    <w:right w:type="dxa" w:w="120"/>
+                  </w:tcMar>
+                  <w:vAlign w:val="top"/>
+                </w:tcPr>
+                <w:p>
+                  <w:pPr>
+                    <w:spacing w:after="40" w:before="0"/>
+                    <w:jc w:val="left"/>
+                  </w:pPr>
+                  <w:r>
+                    <w:rPr>
+                      <w:rFonts w:ascii="Arial" w:cs="Arial" w:eastAsia="Arial" w:hAnsi="Arial"/>
+                      <w:b w:val="false"/>
+                      <w:bCs w:val="false"/>
+                      <w:i w:val="false"/>
+                      <w:iCs w:val="false"/>
+                      <w:color w:val="000000"/>
+                      <w:sz w:val="18"/>
+                      <w:szCs w:val="18"/>
+                    </w:rPr>
+                    <w:t xml:space="preserve">?</w:t>
+                  </w:r>
+                </w:p>
+              </w:tc>
+            </w:tr>
+            <w:tr>
+              <w:tc>
+                <w:tcPr>
+                  <w:tcW w:type="dxa" w:w="880"/>
+                  <w:shd w:fill="FFFFFF" w:color="auto" w:val="clear"/>
+                  <w:tcMar>
+                    <w:top w:type="dxa" w:w="60"/>
+                    <w:left w:type="dxa" w:w="120"/>
+                    <w:bottom w:type="dxa" w:w="60"/>
+                    <w:right w:type="dxa" w:w="120"/>
+                  </w:tcMar>
+                  <w:vAlign w:val="top"/>
+                </w:tcPr>
+                <w:p>
+                  <w:pPr>
+                    <w:spacing w:after="40" w:before="0"/>
+                    <w:jc w:val="left"/>
+                  </w:pPr>
+                  <w:r>
+                    <w:rPr>
+                      <w:rFonts w:ascii="Arial" w:cs="Arial" w:eastAsia="Arial" w:hAnsi="Arial"/>
+                      <w:b w:val="false"/>
+                      <w:bCs w:val="false"/>
+                      <w:i w:val="false"/>
+                      <w:iCs w:val="false"/>
+                      <w:color w:val="000000"/>
+                      <w:sz w:val="18"/>
+                      <w:szCs w:val="18"/>
+                    </w:rPr>
+                    <w:t xml:space="preserve">Nairobi and Kisumu</w:t>
+                  </w:r>
+                </w:p>
+              </w:tc>
+              <w:tc>
+                <w:tcPr>
+                  <w:tcW w:type="dxa" w:w="880"/>
+                  <w:shd w:fill="FFFFFF" w:color="auto" w:val="clear"/>
+                  <w:tcMar>
+                    <w:top w:type="dxa" w:w="60"/>
+                    <w:left w:type="dxa" w:w="120"/>
+                    <w:bottom w:type="dxa" w:w="60"/>
+                    <w:right w:type="dxa" w:w="120"/>
+                  </w:tcMar>
+                  <w:vAlign w:val="top"/>
+                </w:tcPr>
+                <w:p>
+                  <w:pPr>
+                    <w:spacing w:after="40" w:before="0"/>
+                    <w:jc w:val="left"/>
+                  </w:pPr>
+                  <w:r>
+                    <w:rPr>
+                      <w:rFonts w:ascii="Arial" w:cs="Arial" w:eastAsia="Arial" w:hAnsi="Arial"/>
+                      <w:b w:val="false"/>
+                      <w:bCs w:val="false"/>
+                      <w:i w:val="false"/>
+                      <w:iCs w:val="false"/>
+                      <w:color w:val="000000"/>
+                      <w:sz w:val="18"/>
+                      <w:szCs w:val="18"/>
+                    </w:rPr>
+                    <w:t xml:space="preserve">?</w:t>
+                  </w:r>
+                </w:p>
+              </w:tc>
+              <w:tc>
+                <w:tcPr>
+                  <w:tcW w:type="dxa" w:w="880"/>
+                  <w:shd w:fill="FFFFFF" w:color="auto" w:val="clear"/>
+                  <w:tcMar>
+                    <w:top w:type="dxa" w:w="60"/>
+                    <w:left w:type="dxa" w:w="120"/>
+                    <w:bottom w:type="dxa" w:w="60"/>
+                    <w:right w:type="dxa" w:w="120"/>
+                  </w:tcMar>
+                  <w:vAlign w:val="top"/>
+                </w:tcPr>
+                <w:p>
+                  <w:pPr>
+                    <w:spacing w:after="40" w:before="0"/>
+                    <w:jc w:val="left"/>
+                  </w:pPr>
+                  <w:r>
+                    <w:rPr>
+                      <w:rFonts w:ascii="Arial" w:cs="Arial" w:eastAsia="Arial" w:hAnsi="Arial"/>
+                      <w:b w:val="false"/>
+                      <w:bCs w:val="false"/>
+                      <w:i w:val="false"/>
+                      <w:iCs w:val="false"/>
+                      <w:color w:val="000000"/>
+                      <w:sz w:val="18"/>
+                      <w:szCs w:val="18"/>
+                    </w:rPr>
+                    <w:t xml:space="preserve">?</w:t>
+                  </w:r>
+                </w:p>
+              </w:tc>
+            </w:tr>
+            <w:tr>
+              <w:tc>
+                <w:tcPr>
+                  <w:tcW w:type="dxa" w:w="880"/>
+                  <w:shd w:fill="FFFFFF" w:color="auto" w:val="clear"/>
+                  <w:tcMar>
+                    <w:top w:type="dxa" w:w="60"/>
+                    <w:left w:type="dxa" w:w="120"/>
+                    <w:bottom w:type="dxa" w:w="60"/>
+                    <w:right w:type="dxa" w:w="120"/>
+                  </w:tcMar>
+                  <w:vAlign w:val="top"/>
+                </w:tcPr>
+                <w:p>
+                  <w:pPr>
+                    <w:spacing w:after="40" w:before="0"/>
+                    <w:jc w:val="left"/>
+                  </w:pPr>
+                  <w:r>
+                    <w:rPr>
+                      <w:rFonts w:ascii="Arial" w:cs="Arial" w:eastAsia="Arial" w:hAnsi="Arial"/>
+                      <w:b w:val="false"/>
+                      <w:bCs w:val="false"/>
+                      <w:i w:val="false"/>
+                      <w:iCs w:val="false"/>
+                      <w:color w:val="000000"/>
+                      <w:sz w:val="18"/>
+                      <w:szCs w:val="18"/>
+                    </w:rPr>
+                    <w:t xml:space="preserve">Mombasa and Kisumu</w:t>
+                  </w:r>
+                </w:p>
+              </w:tc>
+              <w:tc>
+                <w:tcPr>
+                  <w:tcW w:type="dxa" w:w="880"/>
+                  <w:shd w:fill="FFFFFF" w:color="auto" w:val="clear"/>
+                  <w:tcMar>
+                    <w:top w:type="dxa" w:w="60"/>
+                    <w:left w:type="dxa" w:w="120"/>
+                    <w:bottom w:type="dxa" w:w="60"/>
+                    <w:right w:type="dxa" w:w="120"/>
+                  </w:tcMar>
+                  <w:vAlign w:val="top"/>
+                </w:tcPr>
+                <w:p>
+                  <w:pPr>
+                    <w:spacing w:after="40" w:before="0"/>
+                    <w:jc w:val="left"/>
+                  </w:pPr>
+                  <w:r>
+                    <w:rPr>
+                      <w:rFonts w:ascii="Arial" w:cs="Arial" w:eastAsia="Arial" w:hAnsi="Arial"/>
+                      <w:b w:val="false"/>
+                      <w:bCs w:val="false"/>
+                      <w:i w:val="false"/>
+                      <w:iCs w:val="false"/>
+                      <w:color w:val="000000"/>
+                      <w:sz w:val="18"/>
+                      <w:szCs w:val="18"/>
+                    </w:rPr>
+                    <w:t xml:space="preserve">?</w:t>
+                  </w:r>
+                </w:p>
+              </w:tc>
+              <w:tc>
+                <w:tcPr>
+                  <w:tcW w:type="dxa" w:w="880"/>
+                  <w:shd w:fill="FFFFFF" w:color="auto" w:val="clear"/>
+                  <w:tcMar>
+                    <w:top w:type="dxa" w:w="60"/>
+                    <w:left w:type="dxa" w:w="120"/>
+                    <w:bottom w:type="dxa" w:w="60"/>
+                    <w:right w:type="dxa" w:w="120"/>
+                  </w:tcMar>
+                  <w:vAlign w:val="top"/>
+                </w:tcPr>
+                <w:p>
+                  <w:pPr>
+                    <w:spacing w:after="40" w:before="0"/>
+                    <w:jc w:val="left"/>
+                  </w:pPr>
+                  <w:r>
+                    <w:rPr>
+                      <w:rFonts w:ascii="Arial" w:cs="Arial" w:eastAsia="Arial" w:hAnsi="Arial"/>
+                      <w:b w:val="false"/>
+                      <w:bCs w:val="false"/>
+                      <w:i w:val="false"/>
+                      <w:iCs w:val="false"/>
+                      <w:color w:val="000000"/>
+                      <w:sz w:val="18"/>
+                      <w:szCs w:val="18"/>
+                    </w:rPr>
+                    <w:t xml:space="preserve">?</w:t>
+                  </w:r>
+                </w:p>
+              </w:tc>
+            </w:tr>
+          </w:tbl>
+          <w:p>
+            <w:pPr>
+              <w:spacing w:after="60" w:before="0"/>
+              <w:jc w:val="left"/>
+            </w:pPr>
+            <w:r>
+              <w:rPr>
+                <w:rFonts w:ascii="Arial" w:cs="Arial" w:eastAsia="Arial" w:hAnsi="Arial"/>
+                <w:b w:val="false"/>
+                <w:bCs w:val="false"/>
+                <w:i w:val="false"/>
+                <w:iCs w:val="false"/>
+                <w:color w:val="000000"/>
+                <w:sz w:val="18"/>
+                <w:szCs w:val="18"/>
+              </w:rPr>
+              <w:t xml:space="preserve"/>
             </w:r>
           </w:p>
           <w:p>
@@ -1080,7 +1529,64 @@
                 <w:sz w:val="18"/>
                 <w:szCs w:val="18"/>
               </w:rPr>
-              <w:t xml:space="preserve">(c) Explain why your method for finding the centre works.</w:t>
+              <w:t xml:space="preserve">(b) Which of the three places gets sunrise first and which last? Explain using the direction Earth turns.</w:t>
+            </w:r>
+          </w:p>
+          <w:p>
+            <w:pPr>
+              <w:spacing w:after="40" w:before="0"/>
+              <w:jc w:val="left"/>
+            </w:pPr>
+            <w:r>
+              <w:rPr>
+                <w:rFonts w:ascii="Arial" w:cs="Arial" w:eastAsia="Arial" w:hAnsi="Arial"/>
+                <w:b/>
+                <w:bCs/>
+                <w:i w:val="false"/>
+                <w:iCs w:val="false"/>
+                <w:color w:val="000000"/>
+                <w:sz w:val="18"/>
+                <w:szCs w:val="18"/>
+              </w:rPr>
+              <w:t xml:space="preserve">(c) Otieno at Mombasa sees dawn first and Wanjiku at Kisumu sees the Sun set over Lake Victoria. Explain why the Sun appears to move from east to west even though it is Kenya that is turning.</w:t>
+            </w:r>
+          </w:p>
+          <w:p>
+            <w:pPr>
+              <w:spacing w:after="40" w:before="0"/>
+              <w:jc w:val="left"/>
+            </w:pPr>
+            <w:r>
+              <w:rPr>
+                <w:rFonts w:ascii="Arial" w:cs="Arial" w:eastAsia="Arial" w:hAnsi="Arial"/>
+                <w:b/>
+                <w:bCs/>
+                <w:i w:val="false"/>
+                <w:iCs w:val="false"/>
+                <w:color w:val="000000"/>
+                <w:sz w:val="18"/>
+                <w:szCs w:val="18"/>
+              </w:rPr>
+              <w:t xml:space="preserve">(d) In the globe and torch model, what did you do to the globe each hour, and what did you see happen to the dots for Mombasa, Nairobi and Kisumu?</w:t>
+            </w:r>
+          </w:p>
+          <w:p>
+            <w:pPr>
+              <w:spacing w:after="60" w:before="0"/>
+              <w:jc w:val="left"/>
+            </w:pPr>
+            <w:r>
+              <w:rPr>
+                <w:rFonts w:ascii="Arial" w:cs="Arial" w:eastAsia="Arial" w:hAnsi="Arial"/>
+                <w:b w:val="false"/>
+                <w:bCs w:val="false"/>
+                <w:i w:val="false"/>
+                <w:iCs w:val="false"/>
+                <w:color w:val="000000"/>
+                <w:sz w:val="18"/>
+                <w:szCs w:val="18"/>
+              </w:rPr>
+              <w:t xml:space="preserve"/>
             </w:r>
           </w:p>
         </w:tc>
@@ -1112,45 +1618,513 @@
                 <w:sz w:val="18"/>
                 <w:szCs w:val="18"/>
               </w:rPr>
-              <w:t xml:space="preserve">(a) Blade 2 is the image of Blade 1 under a rotation of 120° anti-clockwise (+120°) about the hub. Rotation is an isometry, which means it preserves lengths, angle sizes and area. So the image blade has exactly the same shape and size as the object blade, and the blades are congruent.</w:t>
-            </w:r>
-          </w:p>
-          <w:p>
-            <w:pPr>
-              <w:spacing w:after="40" w:before="0"/>
-              <w:jc w:val="left"/>
-            </w:pPr>
-            <w:r>
-              <w:rPr>
-                <w:rFonts w:ascii="Arial" w:cs="Arial" w:eastAsia="Arial" w:hAnsi="Arial"/>
-                <w:b w:val="false"/>
-                <w:bCs w:val="false"/>
-                <w:i w:val="false"/>
-                <w:iCs w:val="false"/>
-                <w:color w:val="000000"/>
-                <w:sz w:val="18"/>
-                <w:szCs w:val="18"/>
-              </w:rPr>
-              <w:t xml:space="preserve">(b) Step 1: Choose two points on the object and join each to its image, for example PP' and QQ'. Step 2: Using a ruler and compass, construct the perpendicular bisector of PP' and of QQ'. Step 3: The point where the two bisectors meet is the centre of rotation (the hub). Step 4: At the centre, use a protractor to measure the angle from the line joining the centre to P to the line joining the centre to P'. Step 5: State the angle with its sign: positive if anti-clockwise, negative if clockwise.</w:t>
-            </w:r>
-          </w:p>
-          <w:p>
-            <w:pPr>
-              <w:spacing w:after="40" w:before="0"/>
-              <w:jc w:val="left"/>
-            </w:pPr>
-            <w:r>
-              <w:rPr>
-                <w:rFonts w:ascii="Arial" w:cs="Arial" w:eastAsia="Arial" w:hAnsi="Arial"/>
-                <w:b w:val="false"/>
-                <w:bCs w:val="false"/>
-                <w:i w:val="false"/>
-                <w:iCs w:val="false"/>
-                <w:color w:val="000000"/>
-                <w:sz w:val="18"/>
-                <w:szCs w:val="18"/>
-              </w:rPr>
-              <w:t xml:space="preserve">(c) Rotation keeps the distance from the centre the same, so the centre is the same distance from P as from P'. The only points equidistant from P and P' lie on the perpendicular bisector of PP'. The same is true for Q and Q', so the centre must lie on both bisectors, which meet at one point.</w:t>
+              <w:t xml:space="preserve">(a)</w:t>
+            </w:r>
+          </w:p>
+          <w:tbl>
+            <w:tblPr>
+              <w:tblW w:type="dxa" w:w="10320"/>
+              <w:tblBorders>
+                <w:top w:val="single" w:color="AAAAAA" w:sz="4"/>
+                <w:left w:val="single" w:color="AAAAAA" w:sz="4"/>
+                <w:bottom w:val="single" w:color="AAAAAA" w:sz="4"/>
+                <w:right w:val="single" w:color="AAAAAA" w:sz="4"/>
+                <w:insideH w:val="single" w:color="auto" w:sz="4"/>
+                <w:insideV w:val="single" w:color="auto" w:sz="4"/>
+              </w:tblBorders>
+              <w:tblLayout w:type="fixed"/>
+            </w:tblPr>
+            <w:tblGrid>
+              <w:gridCol w:w="3440"/>
+              <w:gridCol w:w="3440"/>
+              <w:gridCol w:w="3440"/>
+            </w:tblGrid>
+            <w:tr>
+              <w:tc>
+                <w:tcPr>
+                  <w:tcW w:type="dxa" w:w="3440"/>
+                  <w:shd w:fill="D5E8F0" w:color="auto" w:val="clear"/>
+                  <w:tcMar>
+                    <w:top w:type="dxa" w:w="60"/>
+                    <w:left w:type="dxa" w:w="120"/>
+                    <w:bottom w:type="dxa" w:w="60"/>
+                    <w:right w:type="dxa" w:w="120"/>
+                  </w:tcMar>
+                  <w:vAlign w:val="top"/>
+                </w:tcPr>
+                <w:p>
+                  <w:pPr>
+                    <w:spacing w:after="40" w:before="0"/>
+                    <w:jc w:val="left"/>
+                  </w:pPr>
+                  <w:r>
+                    <w:rPr>
+                      <w:rFonts w:ascii="Arial" w:cs="Arial" w:eastAsia="Arial" w:hAnsi="Arial"/>
+                      <w:b/>
+                      <w:bCs/>
+                      <w:i w:val="false"/>
+                      <w:iCs w:val="false"/>
+                      <w:color w:val="000000"/>
+                      <w:sz w:val="18"/>
+                      <w:szCs w:val="18"/>
+                    </w:rPr>
+                    <w:t xml:space="preserve">Pair of places</w:t>
+                  </w:r>
+                </w:p>
+              </w:tc>
+              <w:tc>
+                <w:tcPr>
+                  <w:tcW w:type="dxa" w:w="3440"/>
+                  <w:shd w:fill="D5E8F0" w:color="auto" w:val="clear"/>
+                  <w:tcMar>
+                    <w:top w:type="dxa" w:w="60"/>
+                    <w:left w:type="dxa" w:w="120"/>
+                    <w:bottom w:type="dxa" w:w="60"/>
+                    <w:right w:type="dxa" w:w="120"/>
+                  </w:tcMar>
+                  <w:vAlign w:val="top"/>
+                </w:tcPr>
+                <w:p>
+                  <w:pPr>
+                    <w:spacing w:after="40" w:before="0"/>
+                    <w:jc w:val="left"/>
+                  </w:pPr>
+                  <w:r>
+                    <w:rPr>
+                      <w:rFonts w:ascii="Arial" w:cs="Arial" w:eastAsia="Arial" w:hAnsi="Arial"/>
+                      <w:b/>
+                      <w:bCs/>
+                      <w:i w:val="false"/>
+                      <w:iCs w:val="false"/>
+                      <w:color w:val="000000"/>
+                      <w:sz w:val="18"/>
+                      <w:szCs w:val="18"/>
+                    </w:rPr>
+                    <w:t xml:space="preserve">Longitude difference</w:t>
+                  </w:r>
+                </w:p>
+              </w:tc>
+              <w:tc>
+                <w:tcPr>
+                  <w:tcW w:type="dxa" w:w="3440"/>
+                  <w:shd w:fill="D5E8F0" w:color="auto" w:val="clear"/>
+                  <w:tcMar>
+                    <w:top w:type="dxa" w:w="60"/>
+                    <w:left w:type="dxa" w:w="120"/>
+                    <w:bottom w:type="dxa" w:w="60"/>
+                    <w:right w:type="dxa" w:w="120"/>
+                  </w:tcMar>
+                  <w:vAlign w:val="top"/>
+                </w:tcPr>
+                <w:p>
+                  <w:pPr>
+                    <w:spacing w:after="40" w:before="0"/>
+                    <w:jc w:val="left"/>
+                  </w:pPr>
+                  <w:r>
+                    <w:rPr>
+                      <w:rFonts w:ascii="Arial" w:cs="Arial" w:eastAsia="Arial" w:hAnsi="Arial"/>
+                      <w:b/>
+                      <w:bCs/>
+                      <w:i w:val="false"/>
+                      <w:iCs w:val="false"/>
+                      <w:color w:val="000000"/>
+                      <w:sz w:val="18"/>
+                      <w:szCs w:val="18"/>
+                    </w:rPr>
+                    <w:t xml:space="preserve">Time to turn</w:t>
+                  </w:r>
+                </w:p>
+              </w:tc>
+            </w:tr>
+            <w:tr>
+              <w:tc>
+                <w:tcPr>
+                  <w:tcW w:type="dxa" w:w="3440"/>
+                  <w:shd w:fill="FFFFFF" w:color="auto" w:val="clear"/>
+                  <w:tcMar>
+                    <w:top w:type="dxa" w:w="60"/>
+                    <w:left w:type="dxa" w:w="120"/>
+                    <w:bottom w:type="dxa" w:w="60"/>
+                    <w:right w:type="dxa" w:w="120"/>
+                  </w:tcMar>
+                  <w:vAlign w:val="top"/>
+                </w:tcPr>
+                <w:p>
+                  <w:pPr>
+                    <w:spacing w:after="40" w:before="0"/>
+                    <w:jc w:val="left"/>
+                  </w:pPr>
+                  <w:r>
+                    <w:rPr>
+                      <w:rFonts w:ascii="Arial" w:cs="Arial" w:eastAsia="Arial" w:hAnsi="Arial"/>
+                      <w:b w:val="false"/>
+                      <w:bCs w:val="false"/>
+                      <w:i w:val="false"/>
+                      <w:iCs w:val="false"/>
+                      <w:color w:val="000000"/>
+                      <w:sz w:val="18"/>
+                      <w:szCs w:val="18"/>
+                    </w:rPr>
+                    <w:t xml:space="preserve">Mombasa and Nairobi</w:t>
+                  </w:r>
+                </w:p>
+              </w:tc>
+              <w:tc>
+                <w:tcPr>
+                  <w:tcW w:type="dxa" w:w="3440"/>
+                  <w:shd w:fill="FFFFFF" w:color="auto" w:val="clear"/>
+                  <w:tcMar>
+                    <w:top w:type="dxa" w:w="60"/>
+                    <w:left w:type="dxa" w:w="120"/>
+                    <w:bottom w:type="dxa" w:w="60"/>
+                    <w:right w:type="dxa" w:w="120"/>
+                  </w:tcMar>
+                  <w:vAlign w:val="top"/>
+                </w:tcPr>
+                <w:p>
+                  <w:pPr>
+                    <w:spacing w:after="40" w:before="0"/>
+                    <w:jc w:val="left"/>
+                  </w:pPr>
+                  <w:r>
+                    <w:rPr>
+                      <w:rFonts w:ascii="Arial" w:cs="Arial" w:eastAsia="Arial" w:hAnsi="Arial"/>
+                      <w:b w:val="false"/>
+                      <w:bCs w:val="false"/>
+                      <w:i w:val="false"/>
+                      <w:iCs w:val="false"/>
+                      <w:color w:val="000000"/>
+                      <w:sz w:val="18"/>
+                      <w:szCs w:val="18"/>
+                    </w:rPr>
+                    <w:t xml:space="preserve">39.7° − 36.8° = 2.9°</w:t>
+                  </w:r>
+                </w:p>
+              </w:tc>
+              <w:tc>
+                <w:tcPr>
+                  <w:tcW w:type="dxa" w:w="3440"/>
+                  <w:shd w:fill="FFFFFF" w:color="auto" w:val="clear"/>
+                  <w:tcMar>
+                    <w:top w:type="dxa" w:w="60"/>
+                    <w:left w:type="dxa" w:w="120"/>
+                    <w:bottom w:type="dxa" w:w="60"/>
+                    <w:right w:type="dxa" w:w="120"/>
+                  </w:tcMar>
+                  <w:vAlign w:val="top"/>
+                </w:tcPr>
+                <w:p>
+                  <w:pPr>
+                    <w:spacing w:after="40" w:before="0"/>
+                    <w:jc w:val="left"/>
+                  </w:pPr>
+                  <w:r>
+                    <w:rPr>
+                      <w:rFonts w:ascii="Arial" w:cs="Arial" w:eastAsia="Arial" w:hAnsi="Arial"/>
+                      <w:b w:val="false"/>
+                      <w:bCs w:val="false"/>
+                      <w:i w:val="false"/>
+                      <w:iCs w:val="false"/>
+                      <w:color w:val="000000"/>
+                      <w:sz w:val="18"/>
+                      <w:szCs w:val="18"/>
+                    </w:rPr>
+                    <w:t xml:space="preserve">2.9° ÷ 15 ≈ 0.19 h, about 12 minutes</w:t>
+                  </w:r>
+                </w:p>
+              </w:tc>
+            </w:tr>
+            <w:tr>
+              <w:tc>
+                <w:tcPr>
+                  <w:tcW w:type="dxa" w:w="3440"/>
+                  <w:shd w:fill="FFFFFF" w:color="auto" w:val="clear"/>
+                  <w:tcMar>
+                    <w:top w:type="dxa" w:w="60"/>
+                    <w:left w:type="dxa" w:w="120"/>
+                    <w:bottom w:type="dxa" w:w="60"/>
+                    <w:right w:type="dxa" w:w="120"/>
+                  </w:tcMar>
+                  <w:vAlign w:val="top"/>
+                </w:tcPr>
+                <w:p>
+                  <w:pPr>
+                    <w:spacing w:after="40" w:before="0"/>
+                    <w:jc w:val="left"/>
+                  </w:pPr>
+                  <w:r>
+                    <w:rPr>
+                      <w:rFonts w:ascii="Arial" w:cs="Arial" w:eastAsia="Arial" w:hAnsi="Arial"/>
+                      <w:b w:val="false"/>
+                      <w:bCs w:val="false"/>
+                      <w:i w:val="false"/>
+                      <w:iCs w:val="false"/>
+                      <w:color w:val="000000"/>
+                      <w:sz w:val="18"/>
+                      <w:szCs w:val="18"/>
+                    </w:rPr>
+                    <w:t xml:space="preserve">Nairobi and Kisumu</w:t>
+                  </w:r>
+                </w:p>
+              </w:tc>
+              <w:tc>
+                <w:tcPr>
+                  <w:tcW w:type="dxa" w:w="3440"/>
+                  <w:shd w:fill="FFFFFF" w:color="auto" w:val="clear"/>
+                  <w:tcMar>
+                    <w:top w:type="dxa" w:w="60"/>
+                    <w:left w:type="dxa" w:w="120"/>
+                    <w:bottom w:type="dxa" w:w="60"/>
+                    <w:right w:type="dxa" w:w="120"/>
+                  </w:tcMar>
+                  <w:vAlign w:val="top"/>
+                </w:tcPr>
+                <w:p>
+                  <w:pPr>
+                    <w:spacing w:after="40" w:before="0"/>
+                    <w:jc w:val="left"/>
+                  </w:pPr>
+                  <w:r>
+                    <w:rPr>
+                      <w:rFonts w:ascii="Arial" w:cs="Arial" w:eastAsia="Arial" w:hAnsi="Arial"/>
+                      <w:b w:val="false"/>
+                      <w:bCs w:val="false"/>
+                      <w:i w:val="false"/>
+                      <w:iCs w:val="false"/>
+                      <w:color w:val="000000"/>
+                      <w:sz w:val="18"/>
+                      <w:szCs w:val="18"/>
+                    </w:rPr>
+                    <w:t xml:space="preserve">36.8° − 34.8° = 2.0°</w:t>
+                  </w:r>
+                </w:p>
+              </w:tc>
+              <w:tc>
+                <w:tcPr>
+                  <w:tcW w:type="dxa" w:w="3440"/>
+                  <w:shd w:fill="FFFFFF" w:color="auto" w:val="clear"/>
+                  <w:tcMar>
+                    <w:top w:type="dxa" w:w="60"/>
+                    <w:left w:type="dxa" w:w="120"/>
+                    <w:bottom w:type="dxa" w:w="60"/>
+                    <w:right w:type="dxa" w:w="120"/>
+                  </w:tcMar>
+                  <w:vAlign w:val="top"/>
+                </w:tcPr>
+                <w:p>
+                  <w:pPr>
+                    <w:spacing w:after="40" w:before="0"/>
+                    <w:jc w:val="left"/>
+                  </w:pPr>
+                  <w:r>
+                    <w:rPr>
+                      <w:rFonts w:ascii="Arial" w:cs="Arial" w:eastAsia="Arial" w:hAnsi="Arial"/>
+                      <w:b w:val="false"/>
+                      <w:bCs w:val="false"/>
+                      <w:i w:val="false"/>
+                      <w:iCs w:val="false"/>
+                      <w:color w:val="000000"/>
+                      <w:sz w:val="18"/>
+                      <w:szCs w:val="18"/>
+                    </w:rPr>
+                    <w:t xml:space="preserve">2.0° ÷ 15 ≈ 0.13 h, about 8 minutes</w:t>
+                  </w:r>
+                </w:p>
+              </w:tc>
+            </w:tr>
+            <w:tr>
+              <w:tc>
+                <w:tcPr>
+                  <w:tcW w:type="dxa" w:w="3440"/>
+                  <w:shd w:fill="FFFFFF" w:color="auto" w:val="clear"/>
+                  <w:tcMar>
+                    <w:top w:type="dxa" w:w="60"/>
+                    <w:left w:type="dxa" w:w="120"/>
+                    <w:bottom w:type="dxa" w:w="60"/>
+                    <w:right w:type="dxa" w:w="120"/>
+                  </w:tcMar>
+                  <w:vAlign w:val="top"/>
+                </w:tcPr>
+                <w:p>
+                  <w:pPr>
+                    <w:spacing w:after="40" w:before="0"/>
+                    <w:jc w:val="left"/>
+                  </w:pPr>
+                  <w:r>
+                    <w:rPr>
+                      <w:rFonts w:ascii="Arial" w:cs="Arial" w:eastAsia="Arial" w:hAnsi="Arial"/>
+                      <w:b w:val="false"/>
+                      <w:bCs w:val="false"/>
+                      <w:i w:val="false"/>
+                      <w:iCs w:val="false"/>
+                      <w:color w:val="000000"/>
+                      <w:sz w:val="18"/>
+                      <w:szCs w:val="18"/>
+                    </w:rPr>
+                    <w:t xml:space="preserve">Mombasa and Kisumu</w:t>
+                  </w:r>
+                </w:p>
+              </w:tc>
+              <w:tc>
+                <w:tcPr>
+                  <w:tcW w:type="dxa" w:w="3440"/>
+                  <w:shd w:fill="FFFFFF" w:color="auto" w:val="clear"/>
+                  <w:tcMar>
+                    <w:top w:type="dxa" w:w="60"/>
+                    <w:left w:type="dxa" w:w="120"/>
+                    <w:bottom w:type="dxa" w:w="60"/>
+                    <w:right w:type="dxa" w:w="120"/>
+                  </w:tcMar>
+                  <w:vAlign w:val="top"/>
+                </w:tcPr>
+                <w:p>
+                  <w:pPr>
+                    <w:spacing w:after="40" w:before="0"/>
+                    <w:jc w:val="left"/>
+                  </w:pPr>
+                  <w:r>
+                    <w:rPr>
+                      <w:rFonts w:ascii="Arial" w:cs="Arial" w:eastAsia="Arial" w:hAnsi="Arial"/>
+                      <w:b w:val="false"/>
+                      <w:bCs w:val="false"/>
+                      <w:i w:val="false"/>
+                      <w:iCs w:val="false"/>
+                      <w:color w:val="000000"/>
+                      <w:sz w:val="18"/>
+                      <w:szCs w:val="18"/>
+                    </w:rPr>
+                    <w:t xml:space="preserve">39.7° − 34.8° = 4.9°</w:t>
+                  </w:r>
+                </w:p>
+              </w:tc>
+              <w:tc>
+                <w:tcPr>
+                  <w:tcW w:type="dxa" w:w="3440"/>
+                  <w:shd w:fill="FFFFFF" w:color="auto" w:val="clear"/>
+                  <w:tcMar>
+                    <w:top w:type="dxa" w:w="60"/>
+                    <w:left w:type="dxa" w:w="120"/>
+                    <w:bottom w:type="dxa" w:w="60"/>
+                    <w:right w:type="dxa" w:w="120"/>
+                  </w:tcMar>
+                  <w:vAlign w:val="top"/>
+                </w:tcPr>
+                <w:p>
+                  <w:pPr>
+                    <w:spacing w:after="40" w:before="0"/>
+                    <w:jc w:val="left"/>
+                  </w:pPr>
+                  <w:r>
+                    <w:rPr>
+                      <w:rFonts w:ascii="Arial" w:cs="Arial" w:eastAsia="Arial" w:hAnsi="Arial"/>
+                      <w:b w:val="false"/>
+                      <w:bCs w:val="false"/>
+                      <w:i w:val="false"/>
+                      <w:iCs w:val="false"/>
+                      <w:color w:val="000000"/>
+                      <w:sz w:val="18"/>
+                      <w:szCs w:val="18"/>
+                    </w:rPr>
+                    <w:t xml:space="preserve">4.9° ÷ 15 ≈ 0.33 h, about 20 minutes</w:t>
+                  </w:r>
+                </w:p>
+              </w:tc>
+            </w:tr>
+          </w:tbl>
+          <w:p>
+            <w:pPr>
+              <w:spacing w:after="60" w:before="0"/>
+              <w:jc w:val="left"/>
+            </w:pPr>
+            <w:r>
+              <w:rPr>
+                <w:rFonts w:ascii="Arial" w:cs="Arial" w:eastAsia="Arial" w:hAnsi="Arial"/>
+                <w:b w:val="false"/>
+                <w:bCs w:val="false"/>
+                <w:i w:val="false"/>
+                <w:iCs w:val="false"/>
+                <w:color w:val="000000"/>
+                <w:sz w:val="18"/>
+                <w:szCs w:val="18"/>
+              </w:rPr>
+              <w:t xml:space="preserve"/>
+            </w:r>
+          </w:p>
+          <w:p>
+            <w:pPr>
+              <w:spacing w:after="40" w:before="0"/>
+              <w:jc w:val="left"/>
+            </w:pPr>
+            <w:r>
+              <w:rPr>
+                <w:rFonts w:ascii="Arial" w:cs="Arial" w:eastAsia="Arial" w:hAnsi="Arial"/>
+                <w:b w:val="false"/>
+                <w:bCs w:val="false"/>
+                <w:i w:val="false"/>
+                <w:iCs w:val="false"/>
+                <w:color w:val="000000"/>
+                <w:sz w:val="18"/>
+                <w:szCs w:val="18"/>
+              </w:rPr>
+              <w:t xml:space="preserve">(b) Mombasa gets sunrise first, then Nairobi, then Kisumu last. Earth turns anticlockwise (west to east), so places further east turn into the sunlight sooner. Mombasa is furthest east, so it meets the light about 20 minutes before Kisumu.</w:t>
+            </w:r>
+          </w:p>
+          <w:p>
+            <w:pPr>
+              <w:spacing w:after="40" w:before="0"/>
+              <w:jc w:val="left"/>
+            </w:pPr>
+            <w:r>
+              <w:rPr>
+                <w:rFonts w:ascii="Arial" w:cs="Arial" w:eastAsia="Arial" w:hAnsi="Arial"/>
+                <w:b w:val="false"/>
+                <w:bCs w:val="false"/>
+                <w:i w:val="false"/>
+                <w:iCs w:val="false"/>
+                <w:color w:val="000000"/>
+                <w:sz w:val="18"/>
+                <w:szCs w:val="18"/>
+              </w:rPr>
+              <w:t xml:space="preserve">(c) Earth turns anticlockwise from west to east, so we are carried towards the east, moving under the Sun's light. Because we do not feel the turning, the Sun appears to move the opposite way, from east to west. The Sun only appears to move; Kenya is turning with Earth.</w:t>
+            </w:r>
+          </w:p>
+          <w:p>
+            <w:pPr>
+              <w:spacing w:after="40" w:before="0"/>
+              <w:jc w:val="left"/>
+            </w:pPr>
+            <w:r>
+              <w:rPr>
+                <w:rFonts w:ascii="Arial" w:cs="Arial" w:eastAsia="Arial" w:hAnsi="Arial"/>
+                <w:b w:val="false"/>
+                <w:bCs w:val="false"/>
+                <w:i w:val="false"/>
+                <w:iCs w:val="false"/>
+                <w:color w:val="000000"/>
+                <w:sz w:val="18"/>
+                <w:szCs w:val="18"/>
+              </w:rPr>
+              <w:t xml:space="preserve">(d) We turned the tilted globe (about 23.5°) anticlockwise through 15° for each hour with the torch fixed. The torch lit one half of the globe. The Mombasa dot entered the light first, then Nairobi, then Kisumu.</w:t>
+            </w:r>
+          </w:p>
+          <w:p>
+            <w:pPr>
+              <w:spacing w:after="60" w:before="0"/>
+              <w:jc w:val="left"/>
+            </w:pPr>
+            <w:r>
+              <w:rPr>
+                <w:rFonts w:ascii="Arial" w:cs="Arial" w:eastAsia="Arial" w:hAnsi="Arial"/>
+                <w:b w:val="false"/>
+                <w:bCs w:val="false"/>
+                <w:i w:val="false"/>
+                <w:iCs w:val="false"/>
+                <w:color w:val="000000"/>
+                <w:sz w:val="18"/>
+                <w:szCs w:val="18"/>
+              </w:rPr>
+              <w:t xml:space="preserve"/>
             </w:r>
           </w:p>
         </w:tc>
@@ -1211,7 +2185,7 @@
                 <w:sz w:val="22"/>
                 <w:szCs w:val="22"/>
               </w:rPr>
-              <w:t xml:space="preserve">Section 5: Final Explanation</w:t>
+              <w:t xml:space="preserve">Section 5: Final Explanation and Real-Life Uses</w:t>
             </w:r>
           </w:p>
         </w:tc>
@@ -1245,7 +2219,83 @@
                 <w:sz w:val="18"/>
                 <w:szCs w:val="18"/>
               </w:rPr>
-              <w:t xml:space="preserve">Answer the driving question in your own words: Why do the blades of the Ngong Hills wind turbine always look the same no matter how far they rotate, and how can we use the mathematics of rotation to predict exactly where any point on the blade will land? Use the terms centre of rotation, 120°, order of rotational symmetry, congruent/isometry, and positive/negative angle. Include evidence from the unit.</w:t>
+              <w:t xml:space="preserve">Answer the driving question: What do you think makes it possible for a daily pattern of day and night experience on Earth?</w:t>
+            </w:r>
+          </w:p>
+          <w:p>
+            <w:pPr>
+              <w:spacing w:after="40" w:before="0"/>
+              <w:jc w:val="left"/>
+            </w:pPr>
+            <w:r>
+              <w:rPr>
+                <w:rFonts w:ascii="Arial" w:cs="Arial" w:eastAsia="Arial" w:hAnsi="Arial"/>
+                <w:b/>
+                <w:bCs/>
+                <w:i w:val="false"/>
+                <w:iCs w:val="false"/>
+                <w:color w:val="000000"/>
+                <w:sz w:val="18"/>
+                <w:szCs w:val="18"/>
+              </w:rPr>
+              <w:t xml:space="preserve">(a) Write a Final Explanation using a claim, evidence and reasoning. Include centre, angle, direction, the 24-hour cycle, and the Sun lighting one half of Earth. Use at least two pieces of evidence from our lessons, including the Mombasa and Kisumu timing.</w:t>
+            </w:r>
+          </w:p>
+          <w:p>
+            <w:pPr>
+              <w:spacing w:after="40" w:before="0"/>
+              <w:jc w:val="left"/>
+            </w:pPr>
+            <w:r>
+              <w:rPr>
+                <w:rFonts w:ascii="Arial" w:cs="Arial" w:eastAsia="Arial" w:hAnsi="Arial"/>
+                <w:b/>
+                <w:bCs/>
+                <w:i w:val="false"/>
+                <w:iCs w:val="false"/>
+                <w:color w:val="000000"/>
+                <w:sz w:val="18"/>
+                <w:szCs w:val="18"/>
+              </w:rPr>
+              <w:t xml:space="preserve">(b) Key inquiry question 1: How do we use rotation in real-life situations? Describe how a clock and a wind turbine at Lake Turkana are described with rotation. For the clock give the angle the minute hand turns in one minute and the angle the hour hand turns in one hour, with signs. State the angle a turbine blade must turn to land on the next blade's position.</w:t>
+            </w:r>
+          </w:p>
+          <w:p>
+            <w:pPr>
+              <w:spacing w:after="40" w:before="0"/>
+              <w:jc w:val="left"/>
+            </w:pPr>
+            <w:r>
+              <w:rPr>
+                <w:rFonts w:ascii="Arial" w:cs="Arial" w:eastAsia="Arial" w:hAnsi="Arial"/>
+                <w:b/>
+                <w:bCs/>
+                <w:i w:val="false"/>
+                <w:iCs w:val="false"/>
+                <w:color w:val="000000"/>
+                <w:sz w:val="18"/>
+                <w:szCs w:val="18"/>
+              </w:rPr>
+              <w:t xml:space="preserve">(c) Key inquiry question 2: Where do we apply rotational symmetry in day-to-day life? Give three examples and state the order of each.</w:t>
+            </w:r>
+          </w:p>
+          <w:p>
+            <w:pPr>
+              <w:spacing w:after="40" w:before="0"/>
+              <w:jc w:val="left"/>
+            </w:pPr>
+            <w:r>
+              <w:rPr>
+                <w:rFonts w:ascii="Arial" w:cs="Arial" w:eastAsia="Arial" w:hAnsi="Arial"/>
+                <w:b/>
+                <w:bCs/>
+                <w:i w:val="false"/>
+                <w:iCs w:val="false"/>
+                <w:color w:val="000000"/>
+                <w:sz w:val="18"/>
+                <w:szCs w:val="18"/>
+              </w:rPr>
+              <w:t xml:space="preserve">(d) Look back at your first model from Lesson 1. State two things you would add or change to your model now.</w:t>
             </w:r>
           </w:p>
         </w:tc>
@@ -1277,7 +2327,64 @@
                 <w:sz w:val="18"/>
                 <w:szCs w:val="18"/>
               </w:rPr>
-              <w:t xml:space="preserve">The blades of the Ngong Hills turbine always look the same because the three blades are equally spaced at 120° around the fixed centre of rotation at the hub. When the turbine rotates 120° anti-clockwise (a positive rotation), each blade moves into the position of the next blade, so the whole assembly maps onto itself. This is rotational symmetry of order 3, with self-mappings at 120°, 240° and 360°. Rotation is also an isometry, so every blade in its new position is congruent to its original: lengths, angles and area are preserved, and each blade tip stays the same distance from the hub. This is true whether the turn is anti-clockwise (positive angle) or clockwise (negative angle). Using the mathematics of rotation we can predict exactly where any point lands. For a rotation about the origin hub, a blade tip P(4,2) turned 90° anti-clockwise goes to (-2,4) using (x, y) → (-y, x), and after 180° it is at (-4,-2). If the hub is hidden, perpendicular bisectors of object-image segments locate the centre, and a protractor gives the angle and direction.</w:t>
+              <w:t xml:space="preserve">(a) Claim: Day and night repeat every 24 hours because Earth rotates once (360°) about its axis in 24 hours, turning anticlockwise at 15° per hour as seen from above the North Pole, while the Sun always lights one half of Earth. Evidence: In the time-lapse (24 hours in 24 seconds), dawn came to Mombasa at about 6:30 am, midday to Nairobi at about 12:30 pm, sunset over Lake Victoria at about 6:40 pm and darkness over Kisumu at about 7:30 pm, and the pattern repeated every 24 hours. With the globe and torch, turning the globe 15° each hour brought Mombasa into the light first, then Nairobi, then Kisumu. Mombasa and Kisumu differ by 4.9° of longitude, and 4.9 ÷ 15 is about 20 minutes. Reasoning: The turning is described by a centre (Earth's axis), an angle (15° per hour) and a direction (anticlockwise). As Earth turns, each place moves from the lit half into the dark half and back again, so day and night follow each other regularly. Mombasa is further east, so it turns into sunlight about 20 minutes sooner than Kisumu. The Sun only appears to move from east to west; Kenya is not still, because it turns with Earth.</w:t>
+            </w:r>
+          </w:p>
+          <w:p>
+            <w:pPr>
+              <w:spacing w:after="40" w:before="0"/>
+              <w:jc w:val="left"/>
+            </w:pPr>
+            <w:r>
+              <w:rPr>
+                <w:rFonts w:ascii="Arial" w:cs="Arial" w:eastAsia="Arial" w:hAnsi="Arial"/>
+                <w:b w:val="false"/>
+                <w:bCs w:val="false"/>
+                <w:i w:val="false"/>
+                <w:iCs w:val="false"/>
+                <w:color w:val="000000"/>
+                <w:sz w:val="18"/>
+                <w:szCs w:val="18"/>
+              </w:rPr>
+              <w:t xml:space="preserve">(b) The minute hand turns 360° ÷ 60 = 6° per minute, and the hour hand turns 360° ÷ 12 = 30° per hour. Clock hands turn clockwise, so the angles are -6° per minute and -30° per hour. The centre is the pin in the middle of the clock. A Lake Turkana turbine has 3 blades, so it has order 3, and a blade must turn 360° ÷ 3 = 120° to land on the next blade's position. Its turning is described by a centre (the hub), an angle and a direction, and rate × time gives the angle turned, just as for Earth (15° per hour × time).</w:t>
+            </w:r>
+          </w:p>
+          <w:p>
+            <w:pPr>
+              <w:spacing w:after="40" w:before="0"/>
+              <w:jc w:val="left"/>
+            </w:pPr>
+            <w:r>
+              <w:rPr>
+                <w:rFonts w:ascii="Arial" w:cs="Arial" w:eastAsia="Arial" w:hAnsi="Arial"/>
+                <w:b w:val="false"/>
+                <w:bCs w:val="false"/>
+                <w:i w:val="false"/>
+                <w:iCs w:val="false"/>
+                <w:color w:val="000000"/>
+                <w:sz w:val="18"/>
+                <w:szCs w:val="18"/>
+              </w:rPr>
+              <w:t xml:space="preserve">(c) Examples: Mama Achieng's kiondo pattern has order 6 (60°), Mzee Kamau's 8-spoke bicycle wheel has order 8 (45°), and a matatu wheel with 5 nuts has order 5 (72°).</w:t>
+            </w:r>
+          </w:p>
+          <w:p>
+            <w:pPr>
+              <w:spacing w:after="40" w:before="0"/>
+              <w:jc w:val="left"/>
+            </w:pPr>
+            <w:r>
+              <w:rPr>
+                <w:rFonts w:ascii="Arial" w:cs="Arial" w:eastAsia="Arial" w:hAnsi="Arial"/>
+                <w:b w:val="false"/>
+                <w:bCs w:val="false"/>
+                <w:i w:val="false"/>
+                <w:iCs w:val="false"/>
+                <w:color w:val="000000"/>
+                <w:sz w:val="18"/>
+                <w:szCs w:val="18"/>
+              </w:rPr>
+              <w:t xml:space="preserve">(d) Any two of: label Earth's axis as the centre of rotation; show the angle of 15° per hour and an anticlockwise arrow as seen from above the North Pole; show that Mombasa turns into the light about 20 minutes before Kisumu; show that the Sun only appears to move east to west; show that Kenya turns with Earth.</w:t>
             </w:r>
           </w:p>
         </w:tc>
@@ -1504,7 +2611,7 @@
                 <w:sz w:val="18"/>
                 <w:szCs w:val="18"/>
               </w:rPr>
-              <w:t xml:space="preserve">Rotation vocabulary and properties</w:t>
+              <w:t xml:space="preserve">Describing rotation with centre, angle and direction</w:t>
             </w:r>
           </w:p>
         </w:tc>
@@ -1536,7 +2643,7 @@
                 <w:sz w:val="18"/>
                 <w:szCs w:val="18"/>
               </w:rPr>
-              <w:t xml:space="preserve">Correctly names centre, angle and direction, states distance invariance and congruence, and uses positive/negative correctly throughout.</w:t>
+              <w:t xml:space="preserve">Correctly names Earth's axis as the centre, 15° per hour (with the 360° ÷ 24 working) as the angle, and anticlockwise (positive) as the direction, and uses them consistently, including the 90° in 6 hours calculation.</w:t>
             </w:r>
           </w:p>
         </w:tc>
@@ -1568,7 +2675,7 @@
                 <w:sz w:val="18"/>
                 <w:szCs w:val="18"/>
               </w:rPr>
-              <w:t xml:space="preserve">States most properties and terms correctly with minor slips in wording or sign convention.</w:t>
+              <w:t xml:space="preserve">Names the centre, angle and direction with only one small error or missing working, for example omits the sign of the angle.</w:t>
             </w:r>
           </w:p>
         </w:tc>
@@ -1600,7 +2707,7 @@
                 <w:sz w:val="18"/>
                 <w:szCs w:val="18"/>
               </w:rPr>
-              <w:t xml:space="preserve">Confuses terms or properties, or omits direction or what stays the same.</w:t>
+              <w:t xml:space="preserve">Names fewer than three of the elements or gives wrong values, for example confuses clockwise and anticlockwise or gives the wrong rate.</w:t>
             </w:r>
           </w:p>
         </w:tc>
@@ -1634,7 +2741,7 @@
                 <w:sz w:val="18"/>
                 <w:szCs w:val="18"/>
               </w:rPr>
-              <w:t xml:space="preserve">Coordinate calculations</w:t>
+              <w:t xml:space="preserve">Properties of rotation and congruence</w:t>
             </w:r>
           </w:p>
         </w:tc>
@@ -1666,7 +2773,7 @@
                 <w:sz w:val="18"/>
                 <w:szCs w:val="18"/>
               </w:rPr>
-              <w:t xml:space="preserve">Applies all rotation rules correctly to get (-2,4), (-4,-2), (2,-4) and explains the return to (4,2) after four turns.</w:t>
+              <w:t xml:space="preserve">Correctly finds A', B', C' and A'' using the rules, states the sides of the image, and explains that rotation preserves length, angle, size and shape (direct congruence), with only position and facing changing.</w:t>
             </w:r>
           </w:p>
         </w:tc>
@@ -1698,7 +2805,7 @@
                 <w:sz w:val="18"/>
                 <w:szCs w:val="18"/>
               </w:rPr>
-              <w:t xml:space="preserve">Gets most images correct with a minor error or incomplete explanation of the full turn.</w:t>
+              <w:t xml:space="preserve">Finds most images correctly and states that the shape is preserved but gives only a partial explanation linked to the cities.</w:t>
             </w:r>
           </w:p>
         </w:tc>
@@ -1730,7 +2837,7 @@
                 <w:sz w:val="18"/>
                 <w:szCs w:val="18"/>
               </w:rPr>
-              <w:t xml:space="preserve">Uses wrong rules or cannot find image coordinates.</w:t>
+              <w:t xml:space="preserve">Makes errors with the coordinate rules or the sign of the angle, or does not link preserved shape and size to the congruence idea.</w:t>
             </w:r>
           </w:p>
         </w:tc>
@@ -1764,7 +2871,7 @@
                 <w:sz w:val="18"/>
                 <w:szCs w:val="18"/>
               </w:rPr>
-              <w:t xml:space="preserve">Rotational symmetry reasoning</w:t>
+              <w:t xml:space="preserve">Calculations with centre finding, symmetry and longitude timing</w:t>
             </w:r>
           </w:p>
         </w:tc>
@@ -1796,7 +2903,7 @@
                 <w:sz w:val="18"/>
                 <w:szCs w:val="18"/>
               </w:rPr>
-              <w:t xml:space="preserve">Gives 120° spacing, order 3, angles 120°, 240°, 360°, uses 360° ÷ order, and links clearly to why the turbine looks identical.</w:t>
+              <w:t xml:space="preserve">Explains that the first two bisectors coincide and so give no unique intersection, uses a third bisector to find the centre O(0,0) and +90°, gives correct orders and angles using 360° ÷ order, and a fully correct table (2.9°, 2.0°, 4.9° giving about 12, 8 and 20 minutes).</w:t>
             </w:r>
           </w:p>
         </w:tc>
@@ -1828,7 +2935,7 @@
                 <w:sz w:val="18"/>
                 <w:szCs w:val="18"/>
               </w:rPr>
-              <w:t xml:space="preserve">Gives order and angle correctly but the link to the phenomenon is thin.</w:t>
+              <w:t xml:space="preserve">Most values are correct with one or two arithmetic or rounding slips, or reasoning for the third bisector is incomplete.</w:t>
             </w:r>
           </w:p>
         </w:tc>
@@ -1860,7 +2967,7 @@
                 <w:sz w:val="18"/>
                 <w:szCs w:val="18"/>
               </w:rPr>
-              <w:t xml:space="preserve">Cannot determine order or angle or does not link to the turbine.</w:t>
+              <w:t xml:space="preserve">Several values are incorrect or missing, or the method (dividing by 15 or 360 ÷ order) is not shown.</w:t>
             </w:r>
           </w:p>
         </w:tc>
@@ -1894,7 +3001,7 @@
                 <w:sz w:val="18"/>
                 <w:szCs w:val="18"/>
               </w:rPr>
-              <w:t xml:space="preserve">Congruence and finding the centre</w:t>
+              <w:t xml:space="preserve">Claim-evidence-reasoning explanation of the phenomenon</w:t>
             </w:r>
           </w:p>
         </w:tc>
@@ -1926,7 +3033,7 @@
                 <w:sz w:val="18"/>
                 <w:szCs w:val="18"/>
               </w:rPr>
-              <w:t xml:space="preserve">Uses isometry to justify congruence and describes the perpendicular bisector method fully with a valid reason it works.</w:t>
+              <w:t xml:space="preserve">States a clear claim that Earth rotates once about its axis in 24 hours with the Sun lighting one half, supports it with at least two specific pieces of evidence from the lessons (video times, globe and torch, longitude difference), and reasons that Mombasa gets sunrise about 20 minutes before Kisumu and that the Sun only appears to move east to west.</w:t>
             </w:r>
           </w:p>
         </w:tc>
@@ -1958,7 +3065,7 @@
                 <w:sz w:val="18"/>
                 <w:szCs w:val="18"/>
               </w:rPr>
-              <w:t xml:space="preserve">Describes the method with most steps but the reason is incomplete.</w:t>
+              <w:t xml:space="preserve">States a correct claim with one piece of evidence and reasoning that is mostly complete.</w:t>
             </w:r>
           </w:p>
         </w:tc>
@@ -1990,7 +3097,7 @@
                 <w:sz w:val="18"/>
                 <w:szCs w:val="18"/>
               </w:rPr>
-              <w:t xml:space="preserve">Method is missing or incorrect, or congruence is asserted without justification.</w:t>
+              <w:t xml:space="preserve">Gives a claim without evidence or reasoning, or includes a misconception such as the Sun moving around a still Earth.</w:t>
             </w:r>
           </w:p>
         </w:tc>
@@ -2024,7 +3131,7 @@
                 <w:sz w:val="18"/>
                 <w:szCs w:val="18"/>
               </w:rPr>
-              <w:t xml:space="preserve">Final Explanation quality</w:t>
+              <w:t xml:space="preserve">Real-life applications and model revision</w:t>
             </w:r>
           </w:p>
         </w:tc>
@@ -2056,7 +3163,7 @@
                 <w:sz w:val="18"/>
                 <w:szCs w:val="18"/>
               </w:rPr>
-              <w:t xml:space="preserve">Coherent explanation using all required terms with accurate evidence from the unit, answering both parts of the driving question.</w:t>
+              <w:t xml:space="preserve">Correctly describes the clock (-6° per minute, -30° per hour) and the 3-blade turbine (order 3, 120°), gives three correct symmetry examples with orders, and identifies two specific improvements to the Lesson 1 model.</w:t>
             </w:r>
           </w:p>
         </w:tc>
@@ -2088,7 +3195,7 @@
                 <w:sz w:val="18"/>
                 <w:szCs w:val="18"/>
               </w:rPr>
-              <w:t xml:space="preserve">Answers the driving question with most terms and some evidence.</w:t>
+              <w:t xml:space="preserve">Gives correct applications with one error, or only one clear improvement to the model.</w:t>
             </w:r>
           </w:p>
         </w:tc>
@@ -2120,7 +3227,7 @@
                 <w:sz w:val="18"/>
                 <w:szCs w:val="18"/>
               </w:rPr>
-              <w:t xml:space="preserve">Answer is vague, lacks key terms or evidence, or answers only part of the question.</w:t>
+              <w:t xml:space="preserve">Applications are missing or wrong, or no clear change to the model is described.</w:t>
             </w:r>
           </w:p>
         </w:tc>
@@ -2244,7 +3351,7 @@
         </w:rPr>
         <w:t xml:space="preserve">© 2026 SeaVuria and ARES. This work is licensed under a </w:t>
       </w:r>
-      <w:hyperlink w:history="1" r:id="rIdzqagooluyzha51a5d6zev">
+      <w:hyperlink w:history="1" r:id="rIdkfmdwsvqlv2m87z1zndrg">
         <w:r>
           <w:rPr>
             <w:rFonts w:ascii="Arial" w:cs="Arial" w:eastAsia="Arial" w:hAnsi="Arial"/>
@@ -2264,7 +3371,7 @@
         </w:rPr>
         <w:t xml:space="preserve"> (</w:t>
       </w:r>
-      <w:hyperlink w:history="1" r:id="rIdhpvcrrfbohxvepr62kzsv">
+      <w:hyperlink w:history="1" r:id="rIdblc3vyx1fozrhmu1cujh7">
         <w:r>
           <w:rPr>
             <w:rFonts w:ascii="Arial" w:cs="Arial" w:eastAsia="Arial" w:hAnsi="Arial"/>
@@ -2284,7 +3391,7 @@
         </w:rPr>
         <w:t xml:space="preserve">). To view a copy of this license, visit </w:t>
       </w:r>
-      <w:hyperlink w:history="1" r:id="rIdh9vx-9obsbamb2doiipxe">
+      <w:hyperlink w:history="1" r:id="rIduqgzcqehkra_ur6v3x-gq">
         <w:r>
           <w:rPr>
             <w:rFonts w:ascii="Arial" w:cs="Arial" w:eastAsia="Arial" w:hAnsi="Arial"/>

--- a/data/outputs/v2/Maths/SS3.2_Rotation/Mathematics_Rotation_FinalExplanation_TeacherKey.docx
+++ b/data/outputs/v2/Maths/SS3.2_Rotation/Mathematics_Rotation_FinalExplanation_TeacherKey.docx
@@ -4,6 +4,7 @@
   <w:body>
     <w:p>
       <w:pPr>
+        <w:keepNext w:val="false"/>
         <w:spacing w:after="30" w:before="0"/>
         <w:jc w:val="center"/>
       </w:pPr>
@@ -23,6 +24,7 @@
     </w:p>
     <w:p>
       <w:pPr>
+        <w:keepNext w:val="false"/>
         <w:spacing w:after="60" w:before="0"/>
         <w:jc w:val="center"/>
       </w:pPr>
@@ -81,6 +83,7 @@
           </w:tcPr>
           <w:p>
             <w:pPr>
+              <w:keepNext w:val="false"/>
               <w:spacing w:after="40" w:before="0"/>
               <w:jc w:val="center"/>
             </w:pPr>
@@ -116,6 +119,7 @@
           </w:tcPr>
           <w:p>
             <w:pPr>
+              <w:keepNext w:val="false"/>
               <w:spacing w:after="40" w:before="0"/>
               <w:jc w:val="center"/>
             </w:pPr>
@@ -176,6 +180,7 @@
           </w:tcPr>
           <w:p>
             <w:pPr>
+              <w:keepNext w:val="false"/>
               <w:spacing w:after="40" w:before="0"/>
               <w:jc w:val="center"/>
             </w:pPr>
@@ -210,6 +215,7 @@
           </w:tcPr>
           <w:p>
             <w:pPr>
+              <w:keepNext w:val="false"/>
               <w:spacing w:after="40" w:before="0"/>
               <w:jc w:val="left"/>
             </w:pPr>
@@ -271,6 +277,7 @@
           </w:tcPr>
           <w:p>
             <w:pPr>
+              <w:keepNext/>
               <w:spacing w:after="40" w:before="0"/>
               <w:jc w:val="center"/>
             </w:pPr>
@@ -305,6 +312,7 @@
           </w:tcPr>
           <w:p>
             <w:pPr>
+              <w:keepNext w:val="false"/>
               <w:spacing w:after="40" w:before="0"/>
               <w:jc w:val="left"/>
             </w:pPr>
@@ -324,6 +332,7 @@
           </w:p>
           <w:p>
             <w:pPr>
+              <w:keepNext w:val="false"/>
               <w:spacing w:after="40" w:before="0"/>
               <w:jc w:val="left"/>
             </w:pPr>
@@ -343,6 +352,7 @@
           </w:p>
           <w:p>
             <w:pPr>
+              <w:keepNext w:val="false"/>
               <w:spacing w:after="40" w:before="0"/>
               <w:jc w:val="left"/>
             </w:pPr>
@@ -362,6 +372,7 @@
           </w:p>
           <w:p>
             <w:pPr>
+              <w:keepNext w:val="false"/>
               <w:spacing w:after="40" w:before="0"/>
               <w:jc w:val="left"/>
             </w:pPr>
@@ -381,6 +392,7 @@
           </w:p>
           <w:p>
             <w:pPr>
+              <w:keepNext w:val="false"/>
               <w:spacing w:after="40" w:before="0"/>
               <w:jc w:val="left"/>
             </w:pPr>
@@ -413,6 +425,7 @@
           </w:tcPr>
           <w:p>
             <w:pPr>
+              <w:keepNext w:val="false"/>
               <w:spacing w:after="40" w:before="0"/>
               <w:jc w:val="left"/>
             </w:pPr>
@@ -432,6 +445,7 @@
           </w:p>
           <w:p>
             <w:pPr>
+              <w:keepNext w:val="false"/>
               <w:spacing w:after="40" w:before="0"/>
               <w:jc w:val="left"/>
             </w:pPr>
@@ -451,6 +465,7 @@
           </w:p>
           <w:p>
             <w:pPr>
+              <w:keepNext w:val="false"/>
               <w:spacing w:after="40" w:before="0"/>
               <w:jc w:val="left"/>
             </w:pPr>
@@ -470,6 +485,7 @@
           </w:p>
           <w:p>
             <w:pPr>
+              <w:keepNext w:val="false"/>
               <w:spacing w:after="40" w:before="0"/>
               <w:jc w:val="left"/>
             </w:pPr>
@@ -531,6 +547,7 @@
           </w:tcPr>
           <w:p>
             <w:pPr>
+              <w:keepNext/>
               <w:spacing w:after="40" w:before="0"/>
               <w:jc w:val="center"/>
             </w:pPr>
@@ -565,6 +582,7 @@
           </w:tcPr>
           <w:p>
             <w:pPr>
+              <w:keepNext w:val="false"/>
               <w:spacing w:after="40" w:before="0"/>
               <w:jc w:val="left"/>
             </w:pPr>
@@ -584,6 +602,7 @@
           </w:p>
           <w:p>
             <w:pPr>
+              <w:keepNext w:val="false"/>
               <w:spacing w:after="40" w:before="0"/>
               <w:jc w:val="left"/>
             </w:pPr>
@@ -603,6 +622,7 @@
           </w:p>
           <w:p>
             <w:pPr>
+              <w:keepNext w:val="false"/>
               <w:spacing w:after="40" w:before="0"/>
               <w:jc w:val="left"/>
             </w:pPr>
@@ -622,6 +642,7 @@
           </w:p>
           <w:p>
             <w:pPr>
+              <w:keepNext w:val="false"/>
               <w:spacing w:after="40" w:before="0"/>
               <w:jc w:val="left"/>
             </w:pPr>
@@ -641,6 +662,7 @@
           </w:p>
           <w:p>
             <w:pPr>
+              <w:keepNext w:val="false"/>
               <w:spacing w:after="40" w:before="0"/>
               <w:jc w:val="left"/>
             </w:pPr>
@@ -673,6 +695,7 @@
           </w:tcPr>
           <w:p>
             <w:pPr>
+              <w:keepNext w:val="false"/>
               <w:spacing w:after="40" w:before="0"/>
               <w:jc w:val="left"/>
             </w:pPr>
@@ -692,6 +715,7 @@
           </w:p>
           <w:p>
             <w:pPr>
+              <w:keepNext w:val="false"/>
               <w:spacing w:after="40" w:before="0"/>
               <w:jc w:val="left"/>
             </w:pPr>
@@ -711,6 +735,7 @@
           </w:p>
           <w:p>
             <w:pPr>
+              <w:keepNext w:val="false"/>
               <w:spacing w:after="40" w:before="0"/>
               <w:jc w:val="left"/>
             </w:pPr>
@@ -730,6 +755,7 @@
           </w:p>
           <w:p>
             <w:pPr>
+              <w:keepNext w:val="false"/>
               <w:spacing w:after="40" w:before="0"/>
               <w:jc w:val="left"/>
             </w:pPr>
@@ -749,6 +775,7 @@
           </w:p>
           <w:p>
             <w:pPr>
+              <w:keepNext w:val="false"/>
               <w:spacing w:after="40" w:before="0"/>
               <w:jc w:val="left"/>
             </w:pPr>
@@ -810,6 +837,7 @@
           </w:tcPr>
           <w:p>
             <w:pPr>
+              <w:keepNext/>
               <w:spacing w:after="40" w:before="0"/>
               <w:jc w:val="center"/>
             </w:pPr>
@@ -844,6 +872,7 @@
           </w:tcPr>
           <w:p>
             <w:pPr>
+              <w:keepNext w:val="false"/>
               <w:spacing w:after="40" w:before="0"/>
               <w:jc w:val="left"/>
             </w:pPr>
@@ -863,6 +892,7 @@
           </w:p>
           <w:p>
             <w:pPr>
+              <w:keepNext w:val="false"/>
               <w:spacing w:after="40" w:before="0"/>
               <w:jc w:val="left"/>
             </w:pPr>
@@ -882,6 +912,7 @@
           </w:p>
           <w:p>
             <w:pPr>
+              <w:keepNext w:val="false"/>
               <w:spacing w:after="40" w:before="0"/>
               <w:jc w:val="left"/>
             </w:pPr>
@@ -914,6 +945,7 @@
           </w:tcPr>
           <w:p>
             <w:pPr>
+              <w:keepNext w:val="false"/>
               <w:spacing w:after="40" w:before="0"/>
               <w:jc w:val="left"/>
             </w:pPr>
@@ -933,6 +965,7 @@
           </w:p>
           <w:p>
             <w:pPr>
+              <w:keepNext w:val="false"/>
               <w:spacing w:after="40" w:before="0"/>
               <w:jc w:val="left"/>
             </w:pPr>
@@ -952,6 +985,7 @@
           </w:p>
           <w:p>
             <w:pPr>
+              <w:keepNext w:val="false"/>
               <w:spacing w:after="40" w:before="0"/>
               <w:jc w:val="left"/>
             </w:pPr>
@@ -1013,6 +1047,7 @@
           </w:tcPr>
           <w:p>
             <w:pPr>
+              <w:keepNext/>
               <w:spacing w:after="40" w:before="0"/>
               <w:jc w:val="center"/>
             </w:pPr>
@@ -1047,6 +1082,7 @@
           </w:tcPr>
           <w:p>
             <w:pPr>
+              <w:keepNext w:val="false"/>
               <w:spacing w:after="40" w:before="0"/>
               <w:jc w:val="left"/>
             </w:pPr>
@@ -1066,6 +1102,7 @@
           </w:p>
           <w:p>
             <w:pPr>
+              <w:keepNext w:val="false"/>
               <w:spacing w:after="40" w:before="0"/>
               <w:jc w:val="left"/>
             </w:pPr>
@@ -1116,6 +1153,7 @@
                 </w:tcPr>
                 <w:p>
                   <w:pPr>
+                    <w:keepNext w:val="false"/>
                     <w:spacing w:after="40" w:before="0"/>
                     <w:jc w:val="left"/>
                   </w:pPr>
@@ -1148,6 +1186,7 @@
                 </w:tcPr>
                 <w:p>
                   <w:pPr>
+                    <w:keepNext w:val="false"/>
                     <w:spacing w:after="40" w:before="0"/>
                     <w:jc w:val="left"/>
                   </w:pPr>
@@ -1180,6 +1219,7 @@
                 </w:tcPr>
                 <w:p>
                   <w:pPr>
+                    <w:keepNext w:val="false"/>
                     <w:spacing w:after="40" w:before="0"/>
                     <w:jc w:val="left"/>
                   </w:pPr>
@@ -1214,6 +1254,7 @@
                 </w:tcPr>
                 <w:p>
                   <w:pPr>
+                    <w:keepNext w:val="false"/>
                     <w:spacing w:after="40" w:before="0"/>
                     <w:jc w:val="left"/>
                   </w:pPr>
@@ -1246,6 +1287,7 @@
                 </w:tcPr>
                 <w:p>
                   <w:pPr>
+                    <w:keepNext w:val="false"/>
                     <w:spacing w:after="40" w:before="0"/>
                     <w:jc w:val="left"/>
                   </w:pPr>
@@ -1278,6 +1320,7 @@
                 </w:tcPr>
                 <w:p>
                   <w:pPr>
+                    <w:keepNext w:val="false"/>
                     <w:spacing w:after="40" w:before="0"/>
                     <w:jc w:val="left"/>
                   </w:pPr>
@@ -1312,6 +1355,7 @@
                 </w:tcPr>
                 <w:p>
                   <w:pPr>
+                    <w:keepNext w:val="false"/>
                     <w:spacing w:after="40" w:before="0"/>
                     <w:jc w:val="left"/>
                   </w:pPr>
@@ -1344,6 +1388,7 @@
                 </w:tcPr>
                 <w:p>
                   <w:pPr>
+                    <w:keepNext w:val="false"/>
                     <w:spacing w:after="40" w:before="0"/>
                     <w:jc w:val="left"/>
                   </w:pPr>
@@ -1376,6 +1421,7 @@
                 </w:tcPr>
                 <w:p>
                   <w:pPr>
+                    <w:keepNext w:val="false"/>
                     <w:spacing w:after="40" w:before="0"/>
                     <w:jc w:val="left"/>
                   </w:pPr>
@@ -1410,6 +1456,7 @@
                 </w:tcPr>
                 <w:p>
                   <w:pPr>
+                    <w:keepNext w:val="false"/>
                     <w:spacing w:after="40" w:before="0"/>
                     <w:jc w:val="left"/>
                   </w:pPr>
@@ -1442,6 +1489,7 @@
                 </w:tcPr>
                 <w:p>
                   <w:pPr>
+                    <w:keepNext w:val="false"/>
                     <w:spacing w:after="40" w:before="0"/>
                     <w:jc w:val="left"/>
                   </w:pPr>
@@ -1474,6 +1522,7 @@
                 </w:tcPr>
                 <w:p>
                   <w:pPr>
+                    <w:keepNext w:val="false"/>
                     <w:spacing w:after="40" w:before="0"/>
                     <w:jc w:val="left"/>
                   </w:pPr>
@@ -1496,6 +1545,7 @@
           </w:tbl>
           <w:p>
             <w:pPr>
+              <w:keepNext w:val="false"/>
               <w:spacing w:after="60" w:before="0"/>
               <w:jc w:val="left"/>
             </w:pPr>
@@ -1515,6 +1565,7 @@
           </w:p>
           <w:p>
             <w:pPr>
+              <w:keepNext w:val="false"/>
               <w:spacing w:after="40" w:before="0"/>
               <w:jc w:val="left"/>
             </w:pPr>
@@ -1534,6 +1585,7 @@
           </w:p>
           <w:p>
             <w:pPr>
+              <w:keepNext w:val="false"/>
               <w:spacing w:after="40" w:before="0"/>
               <w:jc w:val="left"/>
             </w:pPr>
@@ -1553,6 +1605,7 @@
           </w:p>
           <w:p>
             <w:pPr>
+              <w:keepNext w:val="false"/>
               <w:spacing w:after="40" w:before="0"/>
               <w:jc w:val="left"/>
             </w:pPr>
@@ -1572,6 +1625,7 @@
           </w:p>
           <w:p>
             <w:pPr>
+              <w:keepNext w:val="false"/>
               <w:spacing w:after="60" w:before="0"/>
               <w:jc w:val="left"/>
             </w:pPr>
@@ -1604,6 +1658,7 @@
           </w:tcPr>
           <w:p>
             <w:pPr>
+              <w:keepNext w:val="false"/>
               <w:spacing w:after="40" w:before="0"/>
               <w:jc w:val="left"/>
             </w:pPr>
@@ -1654,6 +1709,7 @@
                 </w:tcPr>
                 <w:p>
                   <w:pPr>
+                    <w:keepNext w:val="false"/>
                     <w:spacing w:after="40" w:before="0"/>
                     <w:jc w:val="left"/>
                   </w:pPr>
@@ -1686,6 +1742,7 @@
                 </w:tcPr>
                 <w:p>
                   <w:pPr>
+                    <w:keepNext w:val="false"/>
                     <w:spacing w:after="40" w:before="0"/>
                     <w:jc w:val="left"/>
                   </w:pPr>
@@ -1718,6 +1775,7 @@
                 </w:tcPr>
                 <w:p>
                   <w:pPr>
+                    <w:keepNext w:val="false"/>
                     <w:spacing w:after="40" w:before="0"/>
                     <w:jc w:val="left"/>
                   </w:pPr>
@@ -1752,6 +1810,7 @@
                 </w:tcPr>
                 <w:p>
                   <w:pPr>
+                    <w:keepNext w:val="false"/>
                     <w:spacing w:after="40" w:before="0"/>
                     <w:jc w:val="left"/>
                   </w:pPr>
@@ -1784,6 +1843,7 @@
                 </w:tcPr>
                 <w:p>
                   <w:pPr>
+                    <w:keepNext w:val="false"/>
                     <w:spacing w:after="40" w:before="0"/>
                     <w:jc w:val="left"/>
                   </w:pPr>
@@ -1816,6 +1876,7 @@
                 </w:tcPr>
                 <w:p>
                   <w:pPr>
+                    <w:keepNext w:val="false"/>
                     <w:spacing w:after="40" w:before="0"/>
                     <w:jc w:val="left"/>
                   </w:pPr>
@@ -1850,6 +1911,7 @@
                 </w:tcPr>
                 <w:p>
                   <w:pPr>
+                    <w:keepNext w:val="false"/>
                     <w:spacing w:after="40" w:before="0"/>
                     <w:jc w:val="left"/>
                   </w:pPr>
@@ -1882,6 +1944,7 @@
                 </w:tcPr>
                 <w:p>
                   <w:pPr>
+                    <w:keepNext w:val="false"/>
                     <w:spacing w:after="40" w:before="0"/>
                     <w:jc w:val="left"/>
                   </w:pPr>
@@ -1914,6 +1977,7 @@
                 </w:tcPr>
                 <w:p>
                   <w:pPr>
+                    <w:keepNext w:val="false"/>
                     <w:spacing w:after="40" w:before="0"/>
                     <w:jc w:val="left"/>
                   </w:pPr>
@@ -1948,6 +2012,7 @@
                 </w:tcPr>
                 <w:p>
                   <w:pPr>
+                    <w:keepNext w:val="false"/>
                     <w:spacing w:after="40" w:before="0"/>
                     <w:jc w:val="left"/>
                   </w:pPr>
@@ -1980,6 +2045,7 @@
                 </w:tcPr>
                 <w:p>
                   <w:pPr>
+                    <w:keepNext w:val="false"/>
                     <w:spacing w:after="40" w:before="0"/>
                     <w:jc w:val="left"/>
                   </w:pPr>
@@ -2012,6 +2078,7 @@
                 </w:tcPr>
                 <w:p>
                   <w:pPr>
+                    <w:keepNext w:val="false"/>
                     <w:spacing w:after="40" w:before="0"/>
                     <w:jc w:val="left"/>
                   </w:pPr>
@@ -2034,6 +2101,7 @@
           </w:tbl>
           <w:p>
             <w:pPr>
+              <w:keepNext w:val="false"/>
               <w:spacing w:after="60" w:before="0"/>
               <w:jc w:val="left"/>
             </w:pPr>
@@ -2053,6 +2121,7 @@
           </w:p>
           <w:p>
             <w:pPr>
+              <w:keepNext w:val="false"/>
               <w:spacing w:after="40" w:before="0"/>
               <w:jc w:val="left"/>
             </w:pPr>
@@ -2072,6 +2141,7 @@
           </w:p>
           <w:p>
             <w:pPr>
+              <w:keepNext w:val="false"/>
               <w:spacing w:after="40" w:before="0"/>
               <w:jc w:val="left"/>
             </w:pPr>
@@ -2091,6 +2161,7 @@
           </w:p>
           <w:p>
             <w:pPr>
+              <w:keepNext w:val="false"/>
               <w:spacing w:after="40" w:before="0"/>
               <w:jc w:val="left"/>
             </w:pPr>
@@ -2110,6 +2181,7 @@
           </w:p>
           <w:p>
             <w:pPr>
+              <w:keepNext w:val="false"/>
               <w:spacing w:after="60" w:before="0"/>
               <w:jc w:val="left"/>
             </w:pPr>
@@ -2171,6 +2243,7 @@
           </w:tcPr>
           <w:p>
             <w:pPr>
+              <w:keepNext/>
               <w:spacing w:after="40" w:before="0"/>
               <w:jc w:val="center"/>
             </w:pPr>
@@ -2205,6 +2278,7 @@
           </w:tcPr>
           <w:p>
             <w:pPr>
+              <w:keepNext w:val="false"/>
               <w:spacing w:after="40" w:before="0"/>
               <w:jc w:val="left"/>
             </w:pPr>
@@ -2224,6 +2298,7 @@
           </w:p>
           <w:p>
             <w:pPr>
+              <w:keepNext w:val="false"/>
               <w:spacing w:after="40" w:before="0"/>
               <w:jc w:val="left"/>
             </w:pPr>
@@ -2243,6 +2318,7 @@
           </w:p>
           <w:p>
             <w:pPr>
+              <w:keepNext w:val="false"/>
               <w:spacing w:after="40" w:before="0"/>
               <w:jc w:val="left"/>
             </w:pPr>
@@ -2262,6 +2338,7 @@
           </w:p>
           <w:p>
             <w:pPr>
+              <w:keepNext w:val="false"/>
               <w:spacing w:after="40" w:before="0"/>
               <w:jc w:val="left"/>
             </w:pPr>
@@ -2281,6 +2358,7 @@
           </w:p>
           <w:p>
             <w:pPr>
+              <w:keepNext w:val="false"/>
               <w:spacing w:after="40" w:before="0"/>
               <w:jc w:val="left"/>
             </w:pPr>
@@ -2313,6 +2391,7 @@
           </w:tcPr>
           <w:p>
             <w:pPr>
+              <w:keepNext w:val="false"/>
               <w:spacing w:after="40" w:before="0"/>
               <w:jc w:val="left"/>
             </w:pPr>
@@ -2332,6 +2411,7 @@
           </w:p>
           <w:p>
             <w:pPr>
+              <w:keepNext w:val="false"/>
               <w:spacing w:after="40" w:before="0"/>
               <w:jc w:val="left"/>
             </w:pPr>
@@ -2351,6 +2431,7 @@
           </w:p>
           <w:p>
             <w:pPr>
+              <w:keepNext w:val="false"/>
               <w:spacing w:after="40" w:before="0"/>
               <w:jc w:val="left"/>
             </w:pPr>
@@ -2370,6 +2451,7 @@
           </w:p>
           <w:p>
             <w:pPr>
+              <w:keepNext w:val="false"/>
               <w:spacing w:after="40" w:before="0"/>
               <w:jc w:val="left"/>
             </w:pPr>
@@ -2433,6 +2515,7 @@
           </w:tcPr>
           <w:p>
             <w:pPr>
+              <w:keepNext w:val="false"/>
               <w:spacing w:after="40" w:before="0"/>
               <w:jc w:val="center"/>
             </w:pPr>
@@ -2467,6 +2550,7 @@
           </w:tcPr>
           <w:p>
             <w:pPr>
+              <w:keepNext w:val="false"/>
               <w:spacing w:after="40" w:before="0"/>
               <w:jc w:val="left"/>
             </w:pPr>
@@ -2499,6 +2583,7 @@
           </w:tcPr>
           <w:p>
             <w:pPr>
+              <w:keepNext w:val="false"/>
               <w:spacing w:after="40" w:before="0"/>
               <w:jc w:val="left"/>
             </w:pPr>
@@ -2531,6 +2616,7 @@
           </w:tcPr>
           <w:p>
             <w:pPr>
+              <w:keepNext w:val="false"/>
               <w:spacing w:after="40" w:before="0"/>
               <w:jc w:val="left"/>
             </w:pPr>
@@ -2563,6 +2649,7 @@
           </w:tcPr>
           <w:p>
             <w:pPr>
+              <w:keepNext w:val="false"/>
               <w:spacing w:after="40" w:before="0"/>
               <w:jc w:val="left"/>
             </w:pPr>
@@ -2597,6 +2684,7 @@
           </w:tcPr>
           <w:p>
             <w:pPr>
+              <w:keepNext w:val="false"/>
               <w:spacing w:after="40" w:before="0"/>
               <w:jc w:val="left"/>
             </w:pPr>
@@ -2629,6 +2717,7 @@
           </w:tcPr>
           <w:p>
             <w:pPr>
+              <w:keepNext w:val="false"/>
               <w:spacing w:after="40" w:before="0"/>
               <w:jc w:val="left"/>
             </w:pPr>
@@ -2661,6 +2750,7 @@
           </w:tcPr>
           <w:p>
             <w:pPr>
+              <w:keepNext w:val="false"/>
               <w:spacing w:after="40" w:before="0"/>
               <w:jc w:val="left"/>
             </w:pPr>
@@ -2693,6 +2783,7 @@
           </w:tcPr>
           <w:p>
             <w:pPr>
+              <w:keepNext w:val="false"/>
               <w:spacing w:after="40" w:before="0"/>
               <w:jc w:val="left"/>
             </w:pPr>
@@ -2727,6 +2818,7 @@
           </w:tcPr>
           <w:p>
             <w:pPr>
+              <w:keepNext w:val="false"/>
               <w:spacing w:after="40" w:before="0"/>
               <w:jc w:val="left"/>
             </w:pPr>
@@ -2759,6 +2851,7 @@
           </w:tcPr>
           <w:p>
             <w:pPr>
+              <w:keepNext w:val="false"/>
               <w:spacing w:after="40" w:before="0"/>
               <w:jc w:val="left"/>
             </w:pPr>
@@ -2791,6 +2884,7 @@
           </w:tcPr>
           <w:p>
             <w:pPr>
+              <w:keepNext w:val="false"/>
               <w:spacing w:after="40" w:before="0"/>
               <w:jc w:val="left"/>
             </w:pPr>
@@ -2823,6 +2917,7 @@
           </w:tcPr>
           <w:p>
             <w:pPr>
+              <w:keepNext w:val="false"/>
               <w:spacing w:after="40" w:before="0"/>
               <w:jc w:val="left"/>
             </w:pPr>
@@ -2857,6 +2952,7 @@
           </w:tcPr>
           <w:p>
             <w:pPr>
+              <w:keepNext w:val="false"/>
               <w:spacing w:after="40" w:before="0"/>
               <w:jc w:val="left"/>
             </w:pPr>
@@ -2889,6 +2985,7 @@
           </w:tcPr>
           <w:p>
             <w:pPr>
+              <w:keepNext w:val="false"/>
               <w:spacing w:after="40" w:before="0"/>
               <w:jc w:val="left"/>
             </w:pPr>
@@ -2921,6 +3018,7 @@
           </w:tcPr>
           <w:p>
             <w:pPr>
+              <w:keepNext w:val="false"/>
               <w:spacing w:after="40" w:before="0"/>
               <w:jc w:val="left"/>
             </w:pPr>
@@ -2953,6 +3051,7 @@
           </w:tcPr>
           <w:p>
             <w:pPr>
+              <w:keepNext w:val="false"/>
               <w:spacing w:after="40" w:before="0"/>
               <w:jc w:val="left"/>
             </w:pPr>
@@ -2987,6 +3086,7 @@
           </w:tcPr>
           <w:p>
             <w:pPr>
+              <w:keepNext w:val="false"/>
               <w:spacing w:after="40" w:before="0"/>
               <w:jc w:val="left"/>
             </w:pPr>
@@ -3019,6 +3119,7 @@
           </w:tcPr>
           <w:p>
             <w:pPr>
+              <w:keepNext w:val="false"/>
               <w:spacing w:after="40" w:before="0"/>
               <w:jc w:val="left"/>
             </w:pPr>
@@ -3051,6 +3152,7 @@
           </w:tcPr>
           <w:p>
             <w:pPr>
+              <w:keepNext w:val="false"/>
               <w:spacing w:after="40" w:before="0"/>
               <w:jc w:val="left"/>
             </w:pPr>
@@ -3083,6 +3185,7 @@
           </w:tcPr>
           <w:p>
             <w:pPr>
+              <w:keepNext w:val="false"/>
               <w:spacing w:after="40" w:before="0"/>
               <w:jc w:val="left"/>
             </w:pPr>
@@ -3117,6 +3220,7 @@
           </w:tcPr>
           <w:p>
             <w:pPr>
+              <w:keepNext w:val="false"/>
               <w:spacing w:after="40" w:before="0"/>
               <w:jc w:val="left"/>
             </w:pPr>
@@ -3149,6 +3253,7 @@
           </w:tcPr>
           <w:p>
             <w:pPr>
+              <w:keepNext w:val="false"/>
               <w:spacing w:after="40" w:before="0"/>
               <w:jc w:val="left"/>
             </w:pPr>
@@ -3181,6 +3286,7 @@
           </w:tcPr>
           <w:p>
             <w:pPr>
+              <w:keepNext w:val="false"/>
               <w:spacing w:after="40" w:before="0"/>
               <w:jc w:val="left"/>
             </w:pPr>
@@ -3213,6 +3319,7 @@
           </w:tcPr>
           <w:p>
             <w:pPr>
+              <w:keepNext w:val="false"/>
               <w:spacing w:after="40" w:before="0"/>
               <w:jc w:val="left"/>
             </w:pPr>
@@ -3351,7 +3458,7 @@
         </w:rPr>
         <w:t xml:space="preserve">© 2026 SeaVuria and ARES. This work is licensed under a </w:t>
       </w:r>
-      <w:hyperlink w:history="1" r:id="rIdkfmdwsvqlv2m87z1zndrg">
+      <w:hyperlink w:history="1" r:id="rIdkyzxleh5gb6u47ijkyf8c">
         <w:r>
           <w:rPr>
             <w:rFonts w:ascii="Arial" w:cs="Arial" w:eastAsia="Arial" w:hAnsi="Arial"/>
@@ -3371,7 +3478,7 @@
         </w:rPr>
         <w:t xml:space="preserve"> (</w:t>
       </w:r>
-      <w:hyperlink w:history="1" r:id="rIdblc3vyx1fozrhmu1cujh7">
+      <w:hyperlink w:history="1" r:id="rIdxgrqpfupgf5mjq7du5pk9">
         <w:r>
           <w:rPr>
             <w:rFonts w:ascii="Arial" w:cs="Arial" w:eastAsia="Arial" w:hAnsi="Arial"/>
@@ -3391,7 +3498,7 @@
         </w:rPr>
         <w:t xml:space="preserve">). To view a copy of this license, visit </w:t>
       </w:r>
-      <w:hyperlink w:history="1" r:id="rIduqgzcqehkra_ur6v3x-gq">
+      <w:hyperlink w:history="1" r:id="rId15ksfh39f0xaxuw3mee2m">
         <w:r>
           <w:rPr>
             <w:rFonts w:ascii="Arial" w:cs="Arial" w:eastAsia="Arial" w:hAnsi="Arial"/>

--- a/data/outputs/v2/Maths/SS3.2_Rotation/Mathematics_Rotation_FinalExplanation_TeacherKey.docx
+++ b/data/outputs/v2/Maths/SS3.2_Rotation/Mathematics_Rotation_FinalExplanation_TeacherKey.docx
@@ -3458,7 +3458,7 @@
         </w:rPr>
         <w:t xml:space="preserve">© 2026 SeaVuria and ARES. This work is licensed under a </w:t>
       </w:r>
-      <w:hyperlink w:history="1" r:id="rIdkyzxleh5gb6u47ijkyf8c">
+      <w:hyperlink w:history="1" r:id="rId7pjn71idg5o-asueklkwb">
         <w:r>
           <w:rPr>
             <w:rFonts w:ascii="Arial" w:cs="Arial" w:eastAsia="Arial" w:hAnsi="Arial"/>
@@ -3478,7 +3478,7 @@
         </w:rPr>
         <w:t xml:space="preserve"> (</w:t>
       </w:r>
-      <w:hyperlink w:history="1" r:id="rIdxgrqpfupgf5mjq7du5pk9">
+      <w:hyperlink w:history="1" r:id="rIdvtlkjemy9inx0vzah06hm">
         <w:r>
           <w:rPr>
             <w:rFonts w:ascii="Arial" w:cs="Arial" w:eastAsia="Arial" w:hAnsi="Arial"/>
@@ -3498,7 +3498,7 @@
         </w:rPr>
         <w:t xml:space="preserve">). To view a copy of this license, visit </w:t>
       </w:r>
-      <w:hyperlink w:history="1" r:id="rId15ksfh39f0xaxuw3mee2m">
+      <w:hyperlink w:history="1" r:id="rIdq6myvmaglwq57mipevlfa">
         <w:r>
           <w:rPr>
             <w:rFonts w:ascii="Arial" w:cs="Arial" w:eastAsia="Arial" w:hAnsi="Arial"/>
